--- a/Training_Notes.docx
+++ b/Training_Notes.docx
@@ -4,6 +4,13 @@
   <w:body>
     <w:sdt>
       <w:sdtPr>
+        <w:rPr>
+          <w:rFonts w:asciiTheme="minorHAnsi" w:eastAsiaTheme="minorHAnsi" w:hAnsiTheme="minorHAnsi" w:cstheme="minorBidi"/>
+          <w:spacing w:val="0"/>
+          <w:kern w:val="0"/>
+          <w:sz w:val="22"/>
+          <w:szCs w:val="22"/>
+        </w:rPr>
         <w:id w:val="455149203"/>
         <w:docPartObj>
           <w:docPartGallery w:val="Table of Contents"/>
@@ -12,14 +19,9 @@
       </w:sdtPr>
       <w:sdtEndPr>
         <w:rPr>
-          <w:rFonts w:asciiTheme="minorHAnsi" w:eastAsiaTheme="minorHAnsi" w:hAnsiTheme="minorHAnsi" w:cstheme="minorBidi"/>
           <w:b/>
           <w:bCs/>
           <w:noProof/>
-          <w:spacing w:val="0"/>
-          <w:kern w:val="0"/>
-          <w:sz w:val="22"/>
-          <w:szCs w:val="22"/>
         </w:rPr>
       </w:sdtEndPr>
       <w:sdtContent>
@@ -72,7 +74,7 @@
           <w:r>
             <w:fldChar w:fldCharType="separate"/>
           </w:r>
-          <w:hyperlink w:anchor="_Toc242365836" w:history="1">
+          <w:hyperlink w:anchor="_Toc242439884" w:history="1">
             <w:r>
               <w:rPr>
                 <w:rStyle w:val="Hyperlink"/>
@@ -115,7 +117,7 @@
                 <w:noProof/>
                 <w:webHidden/>
               </w:rPr>
-              <w:instrText xml:space="preserve"> PAGEREF _Toc242365836 \h </w:instrText>
+              <w:instrText xml:space="preserve"> PAGEREF _Toc242439884 \h </w:instrText>
             </w:r>
             <w:r>
               <w:rPr>
@@ -135,7 +137,7 @@
                 <w:noProof/>
                 <w:webHidden/>
               </w:rPr>
-              <w:t>2</w:t>
+              <w:t>3</w:t>
             </w:r>
             <w:r>
               <w:rPr>
@@ -157,7 +159,7 @@
               <w:noProof/>
             </w:rPr>
           </w:pPr>
-          <w:hyperlink w:anchor="_Toc242365837" w:history="1">
+          <w:hyperlink w:anchor="_Toc242439885" w:history="1">
             <w:r>
               <w:rPr>
                 <w:rStyle w:val="Hyperlink"/>
@@ -184,7 +186,7 @@
                 <w:noProof/>
                 <w:webHidden/>
               </w:rPr>
-              <w:instrText xml:space="preserve"> PAGEREF _Toc242365837 \h </w:instrText>
+              <w:instrText xml:space="preserve"> PAGEREF _Toc242439885 \h </w:instrText>
             </w:r>
             <w:r>
               <w:rPr>
@@ -204,7 +206,7 @@
                 <w:noProof/>
                 <w:webHidden/>
               </w:rPr>
-              <w:t>2</w:t>
+              <w:t>3</w:t>
             </w:r>
             <w:r>
               <w:rPr>
@@ -226,7 +228,7 @@
               <w:noProof/>
             </w:rPr>
           </w:pPr>
-          <w:hyperlink w:anchor="_Toc242365838" w:history="1">
+          <w:hyperlink w:anchor="_Toc242439886" w:history="1">
             <w:r>
               <w:rPr>
                 <w:rStyle w:val="Hyperlink"/>
@@ -253,7 +255,7 @@
                 <w:noProof/>
                 <w:webHidden/>
               </w:rPr>
-              <w:instrText xml:space="preserve"> PAGEREF _Toc242365838 \h </w:instrText>
+              <w:instrText xml:space="preserve"> PAGEREF _Toc242439886 \h </w:instrText>
             </w:r>
             <w:r>
               <w:rPr>
@@ -273,7 +275,7 @@
                 <w:noProof/>
                 <w:webHidden/>
               </w:rPr>
-              <w:t>2</w:t>
+              <w:t>3</w:t>
             </w:r>
             <w:r>
               <w:rPr>
@@ -295,7 +297,7 @@
               <w:noProof/>
             </w:rPr>
           </w:pPr>
-          <w:hyperlink w:anchor="_Toc242365839" w:history="1">
+          <w:hyperlink w:anchor="_Toc242439887" w:history="1">
             <w:r>
               <w:rPr>
                 <w:rStyle w:val="Hyperlink"/>
@@ -322,7 +324,7 @@
                 <w:noProof/>
                 <w:webHidden/>
               </w:rPr>
-              <w:instrText xml:space="preserve"> PAGEREF _Toc242365839 \h </w:instrText>
+              <w:instrText xml:space="preserve"> PAGEREF _Toc242439887 \h </w:instrText>
             </w:r>
             <w:r>
               <w:rPr>
@@ -342,7 +344,7 @@
                 <w:noProof/>
                 <w:webHidden/>
               </w:rPr>
-              <w:t>3</w:t>
+              <w:t>4</w:t>
             </w:r>
             <w:r>
               <w:rPr>
@@ -364,7 +366,7 @@
               <w:noProof/>
             </w:rPr>
           </w:pPr>
-          <w:hyperlink w:anchor="_Toc242365840" w:history="1">
+          <w:hyperlink w:anchor="_Toc242439888" w:history="1">
             <w:r>
               <w:rPr>
                 <w:rStyle w:val="Hyperlink"/>
@@ -391,7 +393,7 @@
                 <w:noProof/>
                 <w:webHidden/>
               </w:rPr>
-              <w:instrText xml:space="preserve"> PAGEREF _Toc242365840 \h </w:instrText>
+              <w:instrText xml:space="preserve"> PAGEREF _Toc242439888 \h </w:instrText>
             </w:r>
             <w:r>
               <w:rPr>
@@ -411,7 +413,7 @@
                 <w:noProof/>
                 <w:webHidden/>
               </w:rPr>
-              <w:t>3</w:t>
+              <w:t>4</w:t>
             </w:r>
             <w:r>
               <w:rPr>
@@ -433,7 +435,7 @@
               <w:noProof/>
             </w:rPr>
           </w:pPr>
-          <w:hyperlink w:anchor="_Toc242365841" w:history="1">
+          <w:hyperlink w:anchor="_Toc242439889" w:history="1">
             <w:r>
               <w:rPr>
                 <w:rStyle w:val="Hyperlink"/>
@@ -460,7 +462,7 @@
                 <w:noProof/>
                 <w:webHidden/>
               </w:rPr>
-              <w:instrText xml:space="preserve"> PAGEREF _Toc242365841 \h </w:instrText>
+              <w:instrText xml:space="preserve"> PAGEREF _Toc242439889 \h </w:instrText>
             </w:r>
             <w:r>
               <w:rPr>
@@ -480,7 +482,7 @@
                 <w:noProof/>
                 <w:webHidden/>
               </w:rPr>
-              <w:t>3</w:t>
+              <w:t>4</w:t>
             </w:r>
             <w:r>
               <w:rPr>
@@ -502,7 +504,7 @@
               <w:noProof/>
             </w:rPr>
           </w:pPr>
-          <w:hyperlink w:anchor="_Toc242365842" w:history="1">
+          <w:hyperlink w:anchor="_Toc242439890" w:history="1">
             <w:r>
               <w:rPr>
                 <w:rStyle w:val="Hyperlink"/>
@@ -529,7 +531,7 @@
                 <w:noProof/>
                 <w:webHidden/>
               </w:rPr>
-              <w:instrText xml:space="preserve"> PAGEREF _Toc242365842 \h </w:instrText>
+              <w:instrText xml:space="preserve"> PAGEREF _Toc242439890 \h </w:instrText>
             </w:r>
             <w:r>
               <w:rPr>
@@ -549,7 +551,7 @@
                 <w:noProof/>
                 <w:webHidden/>
               </w:rPr>
-              <w:t>3</w:t>
+              <w:t>4</w:t>
             </w:r>
             <w:r>
               <w:rPr>
@@ -571,7 +573,7 @@
               <w:noProof/>
             </w:rPr>
           </w:pPr>
-          <w:hyperlink w:anchor="_Toc242365843" w:history="1">
+          <w:hyperlink w:anchor="_Toc242439891" w:history="1">
             <w:r>
               <w:rPr>
                 <w:rStyle w:val="Hyperlink"/>
@@ -598,7 +600,7 @@
                 <w:noProof/>
                 <w:webHidden/>
               </w:rPr>
-              <w:instrText xml:space="preserve"> PAGEREF _Toc242365843 \h </w:instrText>
+              <w:instrText xml:space="preserve"> PAGEREF _Toc242439891 \h </w:instrText>
             </w:r>
             <w:r>
               <w:rPr>
@@ -618,7 +620,7 @@
                 <w:noProof/>
                 <w:webHidden/>
               </w:rPr>
-              <w:t>4</w:t>
+              <w:t>5</w:t>
             </w:r>
             <w:r>
               <w:rPr>
@@ -640,7 +642,7 @@
               <w:noProof/>
             </w:rPr>
           </w:pPr>
-          <w:hyperlink w:anchor="_Toc242365844" w:history="1">
+          <w:hyperlink w:anchor="_Toc242439892" w:history="1">
             <w:r>
               <w:rPr>
                 <w:rStyle w:val="Hyperlink"/>
@@ -667,7 +669,7 @@
                 <w:noProof/>
                 <w:webHidden/>
               </w:rPr>
-              <w:instrText xml:space="preserve"> PAGEREF _Toc242365844 \h </w:instrText>
+              <w:instrText xml:space="preserve"> PAGEREF _Toc242439892 \h </w:instrText>
             </w:r>
             <w:r>
               <w:rPr>
@@ -687,7 +689,7 @@
                 <w:noProof/>
                 <w:webHidden/>
               </w:rPr>
-              <w:t>4</w:t>
+              <w:t>5</w:t>
             </w:r>
             <w:r>
               <w:rPr>
@@ -709,7 +711,7 @@
               <w:noProof/>
             </w:rPr>
           </w:pPr>
-          <w:hyperlink w:anchor="_Toc242365845" w:history="1">
+          <w:hyperlink w:anchor="_Toc242439893" w:history="1">
             <w:r>
               <w:rPr>
                 <w:rStyle w:val="Hyperlink"/>
@@ -736,7 +738,7 @@
                 <w:noProof/>
                 <w:webHidden/>
               </w:rPr>
-              <w:instrText xml:space="preserve"> PAGEREF _Toc242365845 \h </w:instrText>
+              <w:instrText xml:space="preserve"> PAGEREF _Toc242439893 \h </w:instrText>
             </w:r>
             <w:r>
               <w:rPr>
@@ -756,7 +758,7 @@
                 <w:noProof/>
                 <w:webHidden/>
               </w:rPr>
-              <w:t>4</w:t>
+              <w:t>5</w:t>
             </w:r>
             <w:r>
               <w:rPr>
@@ -778,7 +780,7 @@
               <w:noProof/>
             </w:rPr>
           </w:pPr>
-          <w:hyperlink w:anchor="_Toc242365846" w:history="1">
+          <w:hyperlink w:anchor="_Toc242439894" w:history="1">
             <w:r>
               <w:rPr>
                 <w:rStyle w:val="Hyperlink"/>
@@ -805,7 +807,7 @@
                 <w:noProof/>
                 <w:webHidden/>
               </w:rPr>
-              <w:instrText xml:space="preserve"> PAGEREF _Toc242365846 \h </w:instrText>
+              <w:instrText xml:space="preserve"> PAGEREF _Toc242439894 \h </w:instrText>
             </w:r>
             <w:r>
               <w:rPr>
@@ -825,7 +827,7 @@
                 <w:noProof/>
                 <w:webHidden/>
               </w:rPr>
-              <w:t>4</w:t>
+              <w:t>6</w:t>
             </w:r>
             <w:r>
               <w:rPr>
@@ -847,7 +849,7 @@
               <w:noProof/>
             </w:rPr>
           </w:pPr>
-          <w:hyperlink w:anchor="_Toc242365847" w:history="1">
+          <w:hyperlink w:anchor="_Toc242439895" w:history="1">
             <w:r>
               <w:rPr>
                 <w:rStyle w:val="Hyperlink"/>
@@ -874,7 +876,7 @@
                 <w:noProof/>
                 <w:webHidden/>
               </w:rPr>
-              <w:instrText xml:space="preserve"> PAGEREF _Toc242365847 \h </w:instrText>
+              <w:instrText xml:space="preserve"> PAGEREF _Toc242439895 \h </w:instrText>
             </w:r>
             <w:r>
               <w:rPr>
@@ -894,7 +896,7 @@
                 <w:noProof/>
                 <w:webHidden/>
               </w:rPr>
-              <w:t>5</w:t>
+              <w:t>6</w:t>
             </w:r>
             <w:r>
               <w:rPr>
@@ -916,7 +918,7 @@
               <w:noProof/>
             </w:rPr>
           </w:pPr>
-          <w:hyperlink w:anchor="_Toc242365848" w:history="1">
+          <w:hyperlink w:anchor="_Toc242439896" w:history="1">
             <w:r>
               <w:rPr>
                 <w:rStyle w:val="Hyperlink"/>
@@ -943,7 +945,7 @@
                 <w:noProof/>
                 <w:webHidden/>
               </w:rPr>
-              <w:instrText xml:space="preserve"> PAGEREF _Toc242365848 \h </w:instrText>
+              <w:instrText xml:space="preserve"> PAGEREF _Toc242439896 \h </w:instrText>
             </w:r>
             <w:r>
               <w:rPr>
@@ -963,7 +965,7 @@
                 <w:noProof/>
                 <w:webHidden/>
               </w:rPr>
-              <w:t>5</w:t>
+              <w:t>6</w:t>
             </w:r>
             <w:r>
               <w:rPr>
@@ -985,7 +987,7 @@
               <w:noProof/>
             </w:rPr>
           </w:pPr>
-          <w:hyperlink w:anchor="_Toc242365849" w:history="1">
+          <w:hyperlink w:anchor="_Toc242439897" w:history="1">
             <w:r>
               <w:rPr>
                 <w:rStyle w:val="Hyperlink"/>
@@ -1012,7 +1014,7 @@
                 <w:noProof/>
                 <w:webHidden/>
               </w:rPr>
-              <w:instrText xml:space="preserve"> PAGEREF _Toc242365849 \h </w:instrText>
+              <w:instrText xml:space="preserve"> PAGEREF _Toc242439897 \h </w:instrText>
             </w:r>
             <w:r>
               <w:rPr>
@@ -1032,7 +1034,7 @@
                 <w:noProof/>
                 <w:webHidden/>
               </w:rPr>
-              <w:t>5</w:t>
+              <w:t>6</w:t>
             </w:r>
             <w:r>
               <w:rPr>
@@ -1054,7 +1056,7 @@
               <w:noProof/>
             </w:rPr>
           </w:pPr>
-          <w:hyperlink w:anchor="_Toc242365850" w:history="1">
+          <w:hyperlink w:anchor="_Toc242439898" w:history="1">
             <w:r>
               <w:rPr>
                 <w:rStyle w:val="Hyperlink"/>
@@ -1081,7 +1083,7 @@
                 <w:noProof/>
                 <w:webHidden/>
               </w:rPr>
-              <w:instrText xml:space="preserve"> PAGEREF _Toc242365850 \h </w:instrText>
+              <w:instrText xml:space="preserve"> PAGEREF _Toc242439898 \h </w:instrText>
             </w:r>
             <w:r>
               <w:rPr>
@@ -1101,7 +1103,7 @@
                 <w:noProof/>
                 <w:webHidden/>
               </w:rPr>
-              <w:t>5</w:t>
+              <w:t>6</w:t>
             </w:r>
             <w:r>
               <w:rPr>
@@ -1124,7 +1126,7 @@
               <w:noProof/>
             </w:rPr>
           </w:pPr>
-          <w:hyperlink w:anchor="_Toc242365851" w:history="1">
+          <w:hyperlink w:anchor="_Toc242439899" w:history="1">
             <w:r>
               <w:rPr>
                 <w:rStyle w:val="Hyperlink"/>
@@ -1167,7 +1169,7 @@
                 <w:noProof/>
                 <w:webHidden/>
               </w:rPr>
-              <w:instrText xml:space="preserve"> PAGEREF _Toc242365851 \h </w:instrText>
+              <w:instrText xml:space="preserve"> PAGEREF _Toc242439899 \h </w:instrText>
             </w:r>
             <w:r>
               <w:rPr>
@@ -1187,7 +1189,7 @@
                 <w:noProof/>
                 <w:webHidden/>
               </w:rPr>
-              <w:t>6</w:t>
+              <w:t>7</w:t>
             </w:r>
             <w:r>
               <w:rPr>
@@ -1209,7 +1211,7 @@
               <w:noProof/>
             </w:rPr>
           </w:pPr>
-          <w:hyperlink w:anchor="_Toc242365852" w:history="1">
+          <w:hyperlink w:anchor="_Toc242439900" w:history="1">
             <w:r>
               <w:rPr>
                 <w:rStyle w:val="Hyperlink"/>
@@ -1236,7 +1238,7 @@
                 <w:noProof/>
                 <w:webHidden/>
               </w:rPr>
-              <w:instrText xml:space="preserve"> PAGEREF _Toc242365852 \h </w:instrText>
+              <w:instrText xml:space="preserve"> PAGEREF _Toc242439900 \h </w:instrText>
             </w:r>
             <w:r>
               <w:rPr>
@@ -1256,7 +1258,7 @@
                 <w:noProof/>
                 <w:webHidden/>
               </w:rPr>
-              <w:t>6</w:t>
+              <w:t>7</w:t>
             </w:r>
             <w:r>
               <w:rPr>
@@ -1278,7 +1280,7 @@
               <w:noProof/>
             </w:rPr>
           </w:pPr>
-          <w:hyperlink w:anchor="_Toc242365853" w:history="1">
+          <w:hyperlink w:anchor="_Toc242439901" w:history="1">
             <w:r>
               <w:rPr>
                 <w:rStyle w:val="Hyperlink"/>
@@ -1305,7 +1307,7 @@
                 <w:noProof/>
                 <w:webHidden/>
               </w:rPr>
-              <w:instrText xml:space="preserve"> PAGEREF _Toc242365853 \h </w:instrText>
+              <w:instrText xml:space="preserve"> PAGEREF _Toc242439901 \h </w:instrText>
             </w:r>
             <w:r>
               <w:rPr>
@@ -1325,7 +1327,7 @@
                 <w:noProof/>
                 <w:webHidden/>
               </w:rPr>
-              <w:t>6</w:t>
+              <w:t>7</w:t>
             </w:r>
             <w:r>
               <w:rPr>
@@ -1347,7 +1349,7 @@
               <w:noProof/>
             </w:rPr>
           </w:pPr>
-          <w:hyperlink w:anchor="_Toc242365854" w:history="1">
+          <w:hyperlink w:anchor="_Toc242439902" w:history="1">
             <w:r>
               <w:rPr>
                 <w:rStyle w:val="Hyperlink"/>
@@ -1374,7 +1376,7 @@
                 <w:noProof/>
                 <w:webHidden/>
               </w:rPr>
-              <w:instrText xml:space="preserve"> PAGEREF _Toc242365854 \h </w:instrText>
+              <w:instrText xml:space="preserve"> PAGEREF _Toc242439902 \h </w:instrText>
             </w:r>
             <w:r>
               <w:rPr>
@@ -1394,7 +1396,7 @@
                 <w:noProof/>
                 <w:webHidden/>
               </w:rPr>
-              <w:t>6</w:t>
+              <w:t>7</w:t>
             </w:r>
             <w:r>
               <w:rPr>
@@ -1417,7 +1419,7 @@
               <w:noProof/>
             </w:rPr>
           </w:pPr>
-          <w:hyperlink w:anchor="_Toc242365855" w:history="1">
+          <w:hyperlink w:anchor="_Toc242439903" w:history="1">
             <w:r>
               <w:rPr>
                 <w:rStyle w:val="Hyperlink"/>
@@ -1462,7 +1464,7 @@
                 <w:noProof/>
                 <w:webHidden/>
               </w:rPr>
-              <w:instrText xml:space="preserve"> PAGEREF _Toc242365855 \h </w:instrText>
+              <w:instrText xml:space="preserve"> PAGEREF _Toc242439903 \h </w:instrText>
             </w:r>
             <w:r>
               <w:rPr>
@@ -1482,7 +1484,7 @@
                 <w:noProof/>
                 <w:webHidden/>
               </w:rPr>
-              <w:t>6</w:t>
+              <w:t>7</w:t>
             </w:r>
             <w:r>
               <w:rPr>
@@ -1504,7 +1506,7 @@
               <w:noProof/>
             </w:rPr>
           </w:pPr>
-          <w:hyperlink w:anchor="_Toc242365856" w:history="1">
+          <w:hyperlink w:anchor="_Toc242439904" w:history="1">
             <w:r>
               <w:rPr>
                 <w:rStyle w:val="Hyperlink"/>
@@ -1531,7 +1533,7 @@
                 <w:noProof/>
                 <w:webHidden/>
               </w:rPr>
-              <w:instrText xml:space="preserve"> PAGEREF _Toc242365856 \h </w:instrText>
+              <w:instrText xml:space="preserve"> PAGEREF _Toc242439904 \h </w:instrText>
             </w:r>
             <w:r>
               <w:rPr>
@@ -1551,7 +1553,7 @@
                 <w:noProof/>
                 <w:webHidden/>
               </w:rPr>
-              <w:t>6</w:t>
+              <w:t>7</w:t>
             </w:r>
             <w:r>
               <w:rPr>
@@ -1573,7 +1575,7 @@
               <w:noProof/>
             </w:rPr>
           </w:pPr>
-          <w:hyperlink w:anchor="_Toc242365857" w:history="1">
+          <w:hyperlink w:anchor="_Toc242439905" w:history="1">
             <w:r>
               <w:rPr>
                 <w:rStyle w:val="Hyperlink"/>
@@ -1600,7 +1602,7 @@
                 <w:noProof/>
                 <w:webHidden/>
               </w:rPr>
-              <w:instrText xml:space="preserve"> PAGEREF _Toc242365857 \h </w:instrText>
+              <w:instrText xml:space="preserve"> PAGEREF _Toc242439905 \h </w:instrText>
             </w:r>
             <w:r>
               <w:rPr>
@@ -1620,7 +1622,7 @@
                 <w:noProof/>
                 <w:webHidden/>
               </w:rPr>
-              <w:t>6</w:t>
+              <w:t>8</w:t>
             </w:r>
             <w:r>
               <w:rPr>
@@ -1642,7 +1644,7 @@
               <w:noProof/>
             </w:rPr>
           </w:pPr>
-          <w:hyperlink w:anchor="_Toc242365858" w:history="1">
+          <w:hyperlink w:anchor="_Toc242439906" w:history="1">
             <w:r>
               <w:rPr>
                 <w:rStyle w:val="Hyperlink"/>
@@ -1669,7 +1671,7 @@
                 <w:noProof/>
                 <w:webHidden/>
               </w:rPr>
-              <w:instrText xml:space="preserve"> PAGEREF _Toc242365858 \h </w:instrText>
+              <w:instrText xml:space="preserve"> PAGEREF _Toc242439906 \h </w:instrText>
             </w:r>
             <w:r>
               <w:rPr>
@@ -1689,7 +1691,7 @@
                 <w:noProof/>
                 <w:webHidden/>
               </w:rPr>
-              <w:t>8</w:t>
+              <w:t>9</w:t>
             </w:r>
             <w:r>
               <w:rPr>
@@ -1711,7 +1713,7 @@
               <w:noProof/>
             </w:rPr>
           </w:pPr>
-          <w:hyperlink w:anchor="_Toc242365859" w:history="1">
+          <w:hyperlink w:anchor="_Toc242439907" w:history="1">
             <w:r>
               <w:rPr>
                 <w:rStyle w:val="Hyperlink"/>
@@ -1738,7 +1740,7 @@
                 <w:noProof/>
                 <w:webHidden/>
               </w:rPr>
-              <w:instrText xml:space="preserve"> PAGEREF _Toc242365859 \h </w:instrText>
+              <w:instrText xml:space="preserve"> PAGEREF _Toc242439907 \h </w:instrText>
             </w:r>
             <w:r>
               <w:rPr>
@@ -1758,7 +1760,7 @@
                 <w:noProof/>
                 <w:webHidden/>
               </w:rPr>
-              <w:t>9</w:t>
+              <w:t>10</w:t>
             </w:r>
             <w:r>
               <w:rPr>
@@ -1780,7 +1782,7 @@
               <w:noProof/>
             </w:rPr>
           </w:pPr>
-          <w:hyperlink w:anchor="_Toc242365860" w:history="1">
+          <w:hyperlink w:anchor="_Toc242439908" w:history="1">
             <w:r>
               <w:rPr>
                 <w:rStyle w:val="Hyperlink"/>
@@ -1807,7 +1809,7 @@
                 <w:noProof/>
                 <w:webHidden/>
               </w:rPr>
-              <w:instrText xml:space="preserve"> PAGEREF _Toc242365860 \h </w:instrText>
+              <w:instrText xml:space="preserve"> PAGEREF _Toc242439908 \h </w:instrText>
             </w:r>
             <w:r>
               <w:rPr>
@@ -1827,7 +1829,7 @@
                 <w:noProof/>
                 <w:webHidden/>
               </w:rPr>
-              <w:t>9</w:t>
+              <w:t>10</w:t>
             </w:r>
             <w:r>
               <w:rPr>
@@ -1849,7 +1851,7 @@
               <w:noProof/>
             </w:rPr>
           </w:pPr>
-          <w:hyperlink w:anchor="_Toc242365861" w:history="1">
+          <w:hyperlink w:anchor="_Toc242439909" w:history="1">
             <w:r>
               <w:rPr>
                 <w:rStyle w:val="Hyperlink"/>
@@ -1876,7 +1878,7 @@
                 <w:noProof/>
                 <w:webHidden/>
               </w:rPr>
-              <w:instrText xml:space="preserve"> PAGEREF _Toc242365861 \h </w:instrText>
+              <w:instrText xml:space="preserve"> PAGEREF _Toc242439909 \h </w:instrText>
             </w:r>
             <w:r>
               <w:rPr>
@@ -1896,7 +1898,7 @@
                 <w:noProof/>
                 <w:webHidden/>
               </w:rPr>
-              <w:t>10</w:t>
+              <w:t>11</w:t>
             </w:r>
             <w:r>
               <w:rPr>
@@ -1918,7 +1920,7 @@
               <w:noProof/>
             </w:rPr>
           </w:pPr>
-          <w:hyperlink w:anchor="_Toc242365862" w:history="1">
+          <w:hyperlink w:anchor="_Toc242439910" w:history="1">
             <w:r>
               <w:rPr>
                 <w:rStyle w:val="Hyperlink"/>
@@ -1945,7 +1947,7 @@
                 <w:noProof/>
                 <w:webHidden/>
               </w:rPr>
-              <w:instrText xml:space="preserve"> PAGEREF _Toc242365862 \h </w:instrText>
+              <w:instrText xml:space="preserve"> PAGEREF _Toc242439910 \h </w:instrText>
             </w:r>
             <w:r>
               <w:rPr>
@@ -1965,7 +1967,7 @@
                 <w:noProof/>
                 <w:webHidden/>
               </w:rPr>
-              <w:t>11</w:t>
+              <w:t>12</w:t>
             </w:r>
             <w:r>
               <w:rPr>
@@ -1987,7 +1989,7 @@
               <w:noProof/>
             </w:rPr>
           </w:pPr>
-          <w:hyperlink w:anchor="_Toc242365863" w:history="1">
+          <w:hyperlink w:anchor="_Toc242439911" w:history="1">
             <w:r>
               <w:rPr>
                 <w:rStyle w:val="Hyperlink"/>
@@ -2014,7 +2016,7 @@
                 <w:noProof/>
                 <w:webHidden/>
               </w:rPr>
-              <w:instrText xml:space="preserve"> PAGEREF _Toc242365863 \h </w:instrText>
+              <w:instrText xml:space="preserve"> PAGEREF _Toc242439911 \h </w:instrText>
             </w:r>
             <w:r>
               <w:rPr>
@@ -2034,7 +2036,7 @@
                 <w:noProof/>
                 <w:webHidden/>
               </w:rPr>
-              <w:t>11</w:t>
+              <w:t>12</w:t>
             </w:r>
             <w:r>
               <w:rPr>
@@ -2056,7 +2058,7 @@
               <w:noProof/>
             </w:rPr>
           </w:pPr>
-          <w:hyperlink w:anchor="_Toc242365864" w:history="1">
+          <w:hyperlink w:anchor="_Toc242439912" w:history="1">
             <w:r>
               <w:rPr>
                 <w:rStyle w:val="Hyperlink"/>
@@ -2083,7 +2085,7 @@
                 <w:noProof/>
                 <w:webHidden/>
               </w:rPr>
-              <w:instrText xml:space="preserve"> PAGEREF _Toc242365864 \h </w:instrText>
+              <w:instrText xml:space="preserve"> PAGEREF _Toc242439912 \h </w:instrText>
             </w:r>
             <w:r>
               <w:rPr>
@@ -2103,7 +2105,7 @@
                 <w:noProof/>
                 <w:webHidden/>
               </w:rPr>
-              <w:t>12</w:t>
+              <w:t>13</w:t>
             </w:r>
             <w:r>
               <w:rPr>
@@ -2125,7 +2127,7 @@
               <w:noProof/>
             </w:rPr>
           </w:pPr>
-          <w:hyperlink w:anchor="_Toc242365865" w:history="1">
+          <w:hyperlink w:anchor="_Toc242439913" w:history="1">
             <w:r>
               <w:rPr>
                 <w:rStyle w:val="Hyperlink"/>
@@ -2152,7 +2154,7 @@
                 <w:noProof/>
                 <w:webHidden/>
               </w:rPr>
-              <w:instrText xml:space="preserve"> PAGEREF _Toc242365865 \h </w:instrText>
+              <w:instrText xml:space="preserve"> PAGEREF _Toc242439913 \h </w:instrText>
             </w:r>
             <w:r>
               <w:rPr>
@@ -2172,7 +2174,7 @@
                 <w:noProof/>
                 <w:webHidden/>
               </w:rPr>
-              <w:t>12</w:t>
+              <w:t>13</w:t>
             </w:r>
             <w:r>
               <w:rPr>
@@ -2194,7 +2196,7 @@
               <w:noProof/>
             </w:rPr>
           </w:pPr>
-          <w:hyperlink w:anchor="_Toc242365866" w:history="1">
+          <w:hyperlink w:anchor="_Toc242439914" w:history="1">
             <w:r>
               <w:rPr>
                 <w:rStyle w:val="Hyperlink"/>
@@ -2221,7 +2223,7 @@
                 <w:noProof/>
                 <w:webHidden/>
               </w:rPr>
-              <w:instrText xml:space="preserve"> PAGEREF _Toc242365866 \h </w:instrText>
+              <w:instrText xml:space="preserve"> PAGEREF _Toc242439914 \h </w:instrText>
             </w:r>
             <w:r>
               <w:rPr>
@@ -2241,7 +2243,7 @@
                 <w:noProof/>
                 <w:webHidden/>
               </w:rPr>
-              <w:t>12</w:t>
+              <w:t>13</w:t>
             </w:r>
             <w:r>
               <w:rPr>
@@ -2263,7 +2265,7 @@
               <w:noProof/>
             </w:rPr>
           </w:pPr>
-          <w:hyperlink w:anchor="_Toc242365867" w:history="1">
+          <w:hyperlink w:anchor="_Toc242439915" w:history="1">
             <w:r>
               <w:rPr>
                 <w:rStyle w:val="Hyperlink"/>
@@ -2290,7 +2292,7 @@
                 <w:noProof/>
                 <w:webHidden/>
               </w:rPr>
-              <w:instrText xml:space="preserve"> PAGEREF _Toc242365867 \h </w:instrText>
+              <w:instrText xml:space="preserve"> PAGEREF _Toc242439915 \h </w:instrText>
             </w:r>
             <w:r>
               <w:rPr>
@@ -2310,7 +2312,7 @@
                 <w:noProof/>
                 <w:webHidden/>
               </w:rPr>
-              <w:t>13</w:t>
+              <w:t>14</w:t>
             </w:r>
             <w:r>
               <w:rPr>
@@ -2332,7 +2334,7 @@
               <w:noProof/>
             </w:rPr>
           </w:pPr>
-          <w:hyperlink w:anchor="_Toc242365868" w:history="1">
+          <w:hyperlink w:anchor="_Toc242439916" w:history="1">
             <w:r>
               <w:rPr>
                 <w:rStyle w:val="Hyperlink"/>
@@ -2359,7 +2361,7 @@
                 <w:noProof/>
                 <w:webHidden/>
               </w:rPr>
-              <w:instrText xml:space="preserve"> PAGEREF _Toc242365868 \h </w:instrText>
+              <w:instrText xml:space="preserve"> PAGEREF _Toc242439916 \h </w:instrText>
             </w:r>
             <w:r>
               <w:rPr>
@@ -2379,7 +2381,7 @@
                 <w:noProof/>
                 <w:webHidden/>
               </w:rPr>
-              <w:t>13</w:t>
+              <w:t>14</w:t>
             </w:r>
             <w:r>
               <w:rPr>
@@ -2401,7 +2403,7 @@
               <w:noProof/>
             </w:rPr>
           </w:pPr>
-          <w:hyperlink w:anchor="_Toc242365869" w:history="1">
+          <w:hyperlink w:anchor="_Toc242439917" w:history="1">
             <w:r>
               <w:rPr>
                 <w:rStyle w:val="Hyperlink"/>
@@ -2428,7 +2430,7 @@
                 <w:noProof/>
                 <w:webHidden/>
               </w:rPr>
-              <w:instrText xml:space="preserve"> PAGEREF _Toc242365869 \h </w:instrText>
+              <w:instrText xml:space="preserve"> PAGEREF _Toc242439917 \h </w:instrText>
             </w:r>
             <w:r>
               <w:rPr>
@@ -2448,7 +2450,7 @@
                 <w:noProof/>
                 <w:webHidden/>
               </w:rPr>
-              <w:t>13</w:t>
+              <w:t>14</w:t>
             </w:r>
             <w:r>
               <w:rPr>
@@ -2470,7 +2472,7 @@
               <w:noProof/>
             </w:rPr>
           </w:pPr>
-          <w:hyperlink w:anchor="_Toc242365870" w:history="1">
+          <w:hyperlink w:anchor="_Toc242439918" w:history="1">
             <w:r>
               <w:rPr>
                 <w:rStyle w:val="Hyperlink"/>
@@ -2497,7 +2499,7 @@
                 <w:noProof/>
                 <w:webHidden/>
               </w:rPr>
-              <w:instrText xml:space="preserve"> PAGEREF _Toc242365870 \h </w:instrText>
+              <w:instrText xml:space="preserve"> PAGEREF _Toc242439918 \h </w:instrText>
             </w:r>
             <w:r>
               <w:rPr>
@@ -2517,7 +2519,7 @@
                 <w:noProof/>
                 <w:webHidden/>
               </w:rPr>
-              <w:t>14</w:t>
+              <w:t>15</w:t>
             </w:r>
             <w:r>
               <w:rPr>
@@ -2539,7 +2541,7 @@
               <w:noProof/>
             </w:rPr>
           </w:pPr>
-          <w:hyperlink w:anchor="_Toc242365871" w:history="1">
+          <w:hyperlink w:anchor="_Toc242439919" w:history="1">
             <w:r>
               <w:rPr>
                 <w:rStyle w:val="Hyperlink"/>
@@ -2567,7 +2569,7 @@
                 <w:noProof/>
                 <w:webHidden/>
               </w:rPr>
-              <w:instrText xml:space="preserve"> PAGEREF _Toc242365871 \h </w:instrText>
+              <w:instrText xml:space="preserve"> PAGEREF _Toc242439919 \h </w:instrText>
             </w:r>
             <w:r>
               <w:rPr>
@@ -2587,7 +2589,7 @@
                 <w:noProof/>
                 <w:webHidden/>
               </w:rPr>
-              <w:t>14</w:t>
+              <w:t>15</w:t>
             </w:r>
             <w:r>
               <w:rPr>
@@ -2609,7 +2611,7 @@
               <w:noProof/>
             </w:rPr>
           </w:pPr>
-          <w:hyperlink w:anchor="_Toc242365872" w:history="1">
+          <w:hyperlink w:anchor="_Toc242439920" w:history="1">
             <w:r>
               <w:rPr>
                 <w:rStyle w:val="Hyperlink"/>
@@ -2636,7 +2638,7 @@
                 <w:noProof/>
                 <w:webHidden/>
               </w:rPr>
-              <w:instrText xml:space="preserve"> PAGEREF _Toc242365872 \h </w:instrText>
+              <w:instrText xml:space="preserve"> PAGEREF _Toc242439920 \h </w:instrText>
             </w:r>
             <w:r>
               <w:rPr>
@@ -2656,7 +2658,7 @@
                 <w:noProof/>
                 <w:webHidden/>
               </w:rPr>
-              <w:t>14</w:t>
+              <w:t>15</w:t>
             </w:r>
             <w:r>
               <w:rPr>
@@ -2678,7 +2680,7 @@
               <w:noProof/>
             </w:rPr>
           </w:pPr>
-          <w:hyperlink w:anchor="_Toc242365873" w:history="1">
+          <w:hyperlink w:anchor="_Toc242439921" w:history="1">
             <w:r>
               <w:rPr>
                 <w:rStyle w:val="Hyperlink"/>
@@ -2705,7 +2707,7 @@
                 <w:noProof/>
                 <w:webHidden/>
               </w:rPr>
-              <w:instrText xml:space="preserve"> PAGEREF _Toc242365873 \h </w:instrText>
+              <w:instrText xml:space="preserve"> PAGEREF _Toc242439921 \h </w:instrText>
             </w:r>
             <w:r>
               <w:rPr>
@@ -2725,7 +2727,7 @@
                 <w:noProof/>
                 <w:webHidden/>
               </w:rPr>
-              <w:t>15</w:t>
+              <w:t>16</w:t>
             </w:r>
             <w:r>
               <w:rPr>
@@ -2747,7 +2749,7 @@
               <w:noProof/>
             </w:rPr>
           </w:pPr>
-          <w:hyperlink w:anchor="_Toc242365874" w:history="1">
+          <w:hyperlink w:anchor="_Toc242439922" w:history="1">
             <w:r>
               <w:rPr>
                 <w:rStyle w:val="Hyperlink"/>
@@ -2774,7 +2776,7 @@
                 <w:noProof/>
                 <w:webHidden/>
               </w:rPr>
-              <w:instrText xml:space="preserve"> PAGEREF _Toc242365874 \h </w:instrText>
+              <w:instrText xml:space="preserve"> PAGEREF _Toc242439922 \h </w:instrText>
             </w:r>
             <w:r>
               <w:rPr>
@@ -2794,7 +2796,7 @@
                 <w:noProof/>
                 <w:webHidden/>
               </w:rPr>
-              <w:t>15</w:t>
+              <w:t>16</w:t>
             </w:r>
             <w:r>
               <w:rPr>
@@ -2816,7 +2818,7 @@
               <w:noProof/>
             </w:rPr>
           </w:pPr>
-          <w:hyperlink w:anchor="_Toc242365875" w:history="1">
+          <w:hyperlink w:anchor="_Toc242439923" w:history="1">
             <w:r>
               <w:rPr>
                 <w:rStyle w:val="Hyperlink"/>
@@ -2843,7 +2845,7 @@
                 <w:noProof/>
                 <w:webHidden/>
               </w:rPr>
-              <w:instrText xml:space="preserve"> PAGEREF _Toc242365875 \h </w:instrText>
+              <w:instrText xml:space="preserve"> PAGEREF _Toc242439923 \h </w:instrText>
             </w:r>
             <w:r>
               <w:rPr>
@@ -2863,7 +2865,7 @@
                 <w:noProof/>
                 <w:webHidden/>
               </w:rPr>
-              <w:t>16</w:t>
+              <w:t>17</w:t>
             </w:r>
             <w:r>
               <w:rPr>
@@ -2885,7 +2887,7 @@
               <w:noProof/>
             </w:rPr>
           </w:pPr>
-          <w:hyperlink w:anchor="_Toc242365876" w:history="1">
+          <w:hyperlink w:anchor="_Toc242439924" w:history="1">
             <w:r>
               <w:rPr>
                 <w:rStyle w:val="Hyperlink"/>
@@ -2912,7 +2914,7 @@
                 <w:noProof/>
                 <w:webHidden/>
               </w:rPr>
-              <w:instrText xml:space="preserve"> PAGEREF _Toc242365876 \h </w:instrText>
+              <w:instrText xml:space="preserve"> PAGEREF _Toc242439924 \h </w:instrText>
             </w:r>
             <w:r>
               <w:rPr>
@@ -2932,7 +2934,7 @@
                 <w:noProof/>
                 <w:webHidden/>
               </w:rPr>
-              <w:t>16</w:t>
+              <w:t>17</w:t>
             </w:r>
             <w:r>
               <w:rPr>
@@ -2954,7 +2956,7 @@
               <w:noProof/>
             </w:rPr>
           </w:pPr>
-          <w:hyperlink w:anchor="_Toc242365877" w:history="1">
+          <w:hyperlink w:anchor="_Toc242439925" w:history="1">
             <w:r>
               <w:rPr>
                 <w:rStyle w:val="Hyperlink"/>
@@ -2981,7 +2983,7 @@
                 <w:noProof/>
                 <w:webHidden/>
               </w:rPr>
-              <w:instrText xml:space="preserve"> PAGEREF _Toc242365877 \h </w:instrText>
+              <w:instrText xml:space="preserve"> PAGEREF _Toc242439925 \h </w:instrText>
             </w:r>
             <w:r>
               <w:rPr>
@@ -3001,7 +3003,7 @@
                 <w:noProof/>
                 <w:webHidden/>
               </w:rPr>
-              <w:t>17</w:t>
+              <w:t>18</w:t>
             </w:r>
             <w:r>
               <w:rPr>
@@ -3023,7 +3025,7 @@
               <w:noProof/>
             </w:rPr>
           </w:pPr>
-          <w:hyperlink w:anchor="_Toc242365878" w:history="1">
+          <w:hyperlink w:anchor="_Toc242439926" w:history="1">
             <w:r>
               <w:rPr>
                 <w:rStyle w:val="Hyperlink"/>
@@ -3050,7 +3052,7 @@
                 <w:noProof/>
                 <w:webHidden/>
               </w:rPr>
-              <w:instrText xml:space="preserve"> PAGEREF _Toc242365878 \h </w:instrText>
+              <w:instrText xml:space="preserve"> PAGEREF _Toc242439926 \h </w:instrText>
             </w:r>
             <w:r>
               <w:rPr>
@@ -3070,7 +3072,7 @@
                 <w:noProof/>
                 <w:webHidden/>
               </w:rPr>
-              <w:t>17</w:t>
+              <w:t>18</w:t>
             </w:r>
             <w:r>
               <w:rPr>
@@ -3092,7 +3094,7 @@
               <w:noProof/>
             </w:rPr>
           </w:pPr>
-          <w:hyperlink w:anchor="_Toc242365879" w:history="1">
+          <w:hyperlink w:anchor="_Toc242439927" w:history="1">
             <w:r>
               <w:rPr>
                 <w:rStyle w:val="Hyperlink"/>
@@ -3119,7 +3121,7 @@
                 <w:noProof/>
                 <w:webHidden/>
               </w:rPr>
-              <w:instrText xml:space="preserve"> PAGEREF _Toc242365879 \h </w:instrText>
+              <w:instrText xml:space="preserve"> PAGEREF _Toc242439927 \h </w:instrText>
             </w:r>
             <w:r>
               <w:rPr>
@@ -3139,7 +3141,7 @@
                 <w:noProof/>
                 <w:webHidden/>
               </w:rPr>
-              <w:t>18</w:t>
+              <w:t>19</w:t>
             </w:r>
             <w:r>
               <w:rPr>
@@ -3161,7 +3163,7 @@
               <w:noProof/>
             </w:rPr>
           </w:pPr>
-          <w:hyperlink w:anchor="_Toc242365880" w:history="1">
+          <w:hyperlink w:anchor="_Toc242439928" w:history="1">
             <w:r>
               <w:rPr>
                 <w:rStyle w:val="Hyperlink"/>
@@ -3188,7 +3190,7 @@
                 <w:noProof/>
                 <w:webHidden/>
               </w:rPr>
-              <w:instrText xml:space="preserve"> PAGEREF _Toc242365880 \h </w:instrText>
+              <w:instrText xml:space="preserve"> PAGEREF _Toc242439928 \h </w:instrText>
             </w:r>
             <w:r>
               <w:rPr>
@@ -3208,7 +3210,7 @@
                 <w:noProof/>
                 <w:webHidden/>
               </w:rPr>
-              <w:t>18</w:t>
+              <w:t>19</w:t>
             </w:r>
             <w:r>
               <w:rPr>
@@ -3220,6 +3222,1026 @@
           </w:hyperlink>
         </w:p>
         <w:p>
+          <w:pPr>
+            <w:pStyle w:val="TOC1"/>
+            <w:tabs>
+              <w:tab w:val="right" w:leader="dot" w:pos="9350"/>
+            </w:tabs>
+            <w:rPr>
+              <w:rFonts w:eastAsiaTheme="minorEastAsia"/>
+              <w:noProof/>
+            </w:rPr>
+          </w:pPr>
+          <w:hyperlink w:anchor="_Toc242439929" w:history="1">
+            <w:r>
+              <w:rPr>
+                <w:rStyle w:val="Hyperlink"/>
+                <w:rFonts w:ascii="Times New Roman" w:hAnsi="Times New Roman" w:cs="Times New Roman"/>
+                <w:b/>
+                <w:noProof/>
+              </w:rPr>
+              <w:t>Activity 1: Data Centre Components</w:t>
+            </w:r>
+            <w:r>
+              <w:rPr>
+                <w:noProof/>
+                <w:webHidden/>
+              </w:rPr>
+              <w:tab/>
+            </w:r>
+            <w:r>
+              <w:rPr>
+                <w:noProof/>
+                <w:webHidden/>
+              </w:rPr>
+              <w:fldChar w:fldCharType="begin"/>
+            </w:r>
+            <w:r>
+              <w:rPr>
+                <w:noProof/>
+                <w:webHidden/>
+              </w:rPr>
+              <w:instrText xml:space="preserve"> PAGEREF _Toc242439929 \h </w:instrText>
+            </w:r>
+            <w:r>
+              <w:rPr>
+                <w:noProof/>
+                <w:webHidden/>
+              </w:rPr>
+            </w:r>
+            <w:r>
+              <w:rPr>
+                <w:noProof/>
+                <w:webHidden/>
+              </w:rPr>
+              <w:fldChar w:fldCharType="separate"/>
+            </w:r>
+            <w:r>
+              <w:rPr>
+                <w:noProof/>
+                <w:webHidden/>
+              </w:rPr>
+              <w:t>20</w:t>
+            </w:r>
+            <w:r>
+              <w:rPr>
+                <w:noProof/>
+                <w:webHidden/>
+              </w:rPr>
+              <w:fldChar w:fldCharType="end"/>
+            </w:r>
+          </w:hyperlink>
+        </w:p>
+        <w:p>
+          <w:pPr>
+            <w:pStyle w:val="TOC2"/>
+            <w:tabs>
+              <w:tab w:val="right" w:leader="dot" w:pos="9350"/>
+            </w:tabs>
+            <w:rPr>
+              <w:rFonts w:eastAsiaTheme="minorEastAsia"/>
+              <w:noProof/>
+            </w:rPr>
+          </w:pPr>
+          <w:hyperlink w:anchor="_Toc242439930" w:history="1">
+            <w:r>
+              <w:rPr>
+                <w:rStyle w:val="Hyperlink"/>
+                <w:noProof/>
+              </w:rPr>
+              <w:t>Rack Manifold</w:t>
+            </w:r>
+            <w:r>
+              <w:rPr>
+                <w:noProof/>
+                <w:webHidden/>
+              </w:rPr>
+              <w:tab/>
+            </w:r>
+            <w:r>
+              <w:rPr>
+                <w:noProof/>
+                <w:webHidden/>
+              </w:rPr>
+              <w:fldChar w:fldCharType="begin"/>
+            </w:r>
+            <w:r>
+              <w:rPr>
+                <w:noProof/>
+                <w:webHidden/>
+              </w:rPr>
+              <w:instrText xml:space="preserve"> PAGEREF _Toc242439930 \h </w:instrText>
+            </w:r>
+            <w:r>
+              <w:rPr>
+                <w:noProof/>
+                <w:webHidden/>
+              </w:rPr>
+            </w:r>
+            <w:r>
+              <w:rPr>
+                <w:noProof/>
+                <w:webHidden/>
+              </w:rPr>
+              <w:fldChar w:fldCharType="separate"/>
+            </w:r>
+            <w:r>
+              <w:rPr>
+                <w:noProof/>
+                <w:webHidden/>
+              </w:rPr>
+              <w:t>20</w:t>
+            </w:r>
+            <w:r>
+              <w:rPr>
+                <w:noProof/>
+                <w:webHidden/>
+              </w:rPr>
+              <w:fldChar w:fldCharType="end"/>
+            </w:r>
+          </w:hyperlink>
+        </w:p>
+        <w:p>
+          <w:pPr>
+            <w:pStyle w:val="TOC2"/>
+            <w:tabs>
+              <w:tab w:val="right" w:leader="dot" w:pos="9350"/>
+            </w:tabs>
+            <w:rPr>
+              <w:rFonts w:eastAsiaTheme="minorEastAsia"/>
+              <w:noProof/>
+            </w:rPr>
+          </w:pPr>
+          <w:hyperlink w:anchor="_Toc242439931" w:history="1">
+            <w:r>
+              <w:rPr>
+                <w:rStyle w:val="Hyperlink"/>
+                <w:noProof/>
+              </w:rPr>
+              <w:t>CDU</w:t>
+            </w:r>
+            <w:r>
+              <w:rPr>
+                <w:noProof/>
+                <w:webHidden/>
+              </w:rPr>
+              <w:tab/>
+            </w:r>
+            <w:r>
+              <w:rPr>
+                <w:noProof/>
+                <w:webHidden/>
+              </w:rPr>
+              <w:fldChar w:fldCharType="begin"/>
+            </w:r>
+            <w:r>
+              <w:rPr>
+                <w:noProof/>
+                <w:webHidden/>
+              </w:rPr>
+              <w:instrText xml:space="preserve"> PAGEREF _Toc242439931 \h </w:instrText>
+            </w:r>
+            <w:r>
+              <w:rPr>
+                <w:noProof/>
+                <w:webHidden/>
+              </w:rPr>
+            </w:r>
+            <w:r>
+              <w:rPr>
+                <w:noProof/>
+                <w:webHidden/>
+              </w:rPr>
+              <w:fldChar w:fldCharType="separate"/>
+            </w:r>
+            <w:r>
+              <w:rPr>
+                <w:noProof/>
+                <w:webHidden/>
+              </w:rPr>
+              <w:t>20</w:t>
+            </w:r>
+            <w:r>
+              <w:rPr>
+                <w:noProof/>
+                <w:webHidden/>
+              </w:rPr>
+              <w:fldChar w:fldCharType="end"/>
+            </w:r>
+          </w:hyperlink>
+        </w:p>
+        <w:p>
+          <w:pPr>
+            <w:pStyle w:val="TOC2"/>
+            <w:tabs>
+              <w:tab w:val="right" w:leader="dot" w:pos="9350"/>
+            </w:tabs>
+            <w:rPr>
+              <w:rFonts w:eastAsiaTheme="minorEastAsia"/>
+              <w:noProof/>
+            </w:rPr>
+          </w:pPr>
+          <w:hyperlink w:anchor="_Toc242439932" w:history="1">
+            <w:r>
+              <w:rPr>
+                <w:rStyle w:val="Hyperlink"/>
+                <w:noProof/>
+              </w:rPr>
+              <w:t>How to Connect a CDU, Rack Manifold, and GPU Servers</w:t>
+            </w:r>
+            <w:r>
+              <w:rPr>
+                <w:noProof/>
+                <w:webHidden/>
+              </w:rPr>
+              <w:tab/>
+            </w:r>
+            <w:r>
+              <w:rPr>
+                <w:noProof/>
+                <w:webHidden/>
+              </w:rPr>
+              <w:fldChar w:fldCharType="begin"/>
+            </w:r>
+            <w:r>
+              <w:rPr>
+                <w:noProof/>
+                <w:webHidden/>
+              </w:rPr>
+              <w:instrText xml:space="preserve"> PAGEREF _Toc242439932 \h </w:instrText>
+            </w:r>
+            <w:r>
+              <w:rPr>
+                <w:noProof/>
+                <w:webHidden/>
+              </w:rPr>
+            </w:r>
+            <w:r>
+              <w:rPr>
+                <w:noProof/>
+                <w:webHidden/>
+              </w:rPr>
+              <w:fldChar w:fldCharType="separate"/>
+            </w:r>
+            <w:r>
+              <w:rPr>
+                <w:noProof/>
+                <w:webHidden/>
+              </w:rPr>
+              <w:t>21</w:t>
+            </w:r>
+            <w:r>
+              <w:rPr>
+                <w:noProof/>
+                <w:webHidden/>
+              </w:rPr>
+              <w:fldChar w:fldCharType="end"/>
+            </w:r>
+          </w:hyperlink>
+        </w:p>
+        <w:p>
+          <w:pPr>
+            <w:pStyle w:val="TOC2"/>
+            <w:tabs>
+              <w:tab w:val="right" w:leader="dot" w:pos="9350"/>
+            </w:tabs>
+            <w:rPr>
+              <w:rFonts w:eastAsiaTheme="minorEastAsia"/>
+              <w:noProof/>
+            </w:rPr>
+          </w:pPr>
+          <w:hyperlink w:anchor="_Toc242439933" w:history="1">
+            <w:r>
+              <w:rPr>
+                <w:rStyle w:val="Hyperlink"/>
+                <w:noProof/>
+              </w:rPr>
+              <w:t>Step-by-step connection process</w:t>
+            </w:r>
+            <w:r>
+              <w:rPr>
+                <w:noProof/>
+                <w:webHidden/>
+              </w:rPr>
+              <w:tab/>
+            </w:r>
+            <w:r>
+              <w:rPr>
+                <w:noProof/>
+                <w:webHidden/>
+              </w:rPr>
+              <w:fldChar w:fldCharType="begin"/>
+            </w:r>
+            <w:r>
+              <w:rPr>
+                <w:noProof/>
+                <w:webHidden/>
+              </w:rPr>
+              <w:instrText xml:space="preserve"> PAGEREF _Toc242439933 \h </w:instrText>
+            </w:r>
+            <w:r>
+              <w:rPr>
+                <w:noProof/>
+                <w:webHidden/>
+              </w:rPr>
+            </w:r>
+            <w:r>
+              <w:rPr>
+                <w:noProof/>
+                <w:webHidden/>
+              </w:rPr>
+              <w:fldChar w:fldCharType="separate"/>
+            </w:r>
+            <w:r>
+              <w:rPr>
+                <w:noProof/>
+                <w:webHidden/>
+              </w:rPr>
+              <w:t>23</w:t>
+            </w:r>
+            <w:r>
+              <w:rPr>
+                <w:noProof/>
+                <w:webHidden/>
+              </w:rPr>
+              <w:fldChar w:fldCharType="end"/>
+            </w:r>
+          </w:hyperlink>
+        </w:p>
+        <w:p>
+          <w:pPr>
+            <w:pStyle w:val="TOC3"/>
+            <w:tabs>
+              <w:tab w:val="right" w:leader="dot" w:pos="9350"/>
+            </w:tabs>
+            <w:rPr>
+              <w:rFonts w:eastAsiaTheme="minorEastAsia"/>
+              <w:noProof/>
+            </w:rPr>
+          </w:pPr>
+          <w:hyperlink w:anchor="_Toc242439934" w:history="1">
+            <w:r>
+              <w:rPr>
+                <w:rStyle w:val="Hyperlink"/>
+                <w:noProof/>
+              </w:rPr>
+              <w:t>Step 1: Connect the CDU to the cooling infrastructure</w:t>
+            </w:r>
+            <w:r>
+              <w:rPr>
+                <w:noProof/>
+                <w:webHidden/>
+              </w:rPr>
+              <w:tab/>
+            </w:r>
+            <w:r>
+              <w:rPr>
+                <w:noProof/>
+                <w:webHidden/>
+              </w:rPr>
+              <w:fldChar w:fldCharType="begin"/>
+            </w:r>
+            <w:r>
+              <w:rPr>
+                <w:noProof/>
+                <w:webHidden/>
+              </w:rPr>
+              <w:instrText xml:space="preserve"> PAGEREF _Toc242439934 \h </w:instrText>
+            </w:r>
+            <w:r>
+              <w:rPr>
+                <w:noProof/>
+                <w:webHidden/>
+              </w:rPr>
+            </w:r>
+            <w:r>
+              <w:rPr>
+                <w:noProof/>
+                <w:webHidden/>
+              </w:rPr>
+              <w:fldChar w:fldCharType="separate"/>
+            </w:r>
+            <w:r>
+              <w:rPr>
+                <w:noProof/>
+                <w:webHidden/>
+              </w:rPr>
+              <w:t>23</w:t>
+            </w:r>
+            <w:r>
+              <w:rPr>
+                <w:noProof/>
+                <w:webHidden/>
+              </w:rPr>
+              <w:fldChar w:fldCharType="end"/>
+            </w:r>
+          </w:hyperlink>
+        </w:p>
+        <w:p>
+          <w:pPr>
+            <w:pStyle w:val="TOC3"/>
+            <w:tabs>
+              <w:tab w:val="right" w:leader="dot" w:pos="9350"/>
+            </w:tabs>
+            <w:rPr>
+              <w:rFonts w:eastAsiaTheme="minorEastAsia"/>
+              <w:noProof/>
+            </w:rPr>
+          </w:pPr>
+          <w:hyperlink w:anchor="_Toc242439935" w:history="1">
+            <w:r>
+              <w:rPr>
+                <w:rStyle w:val="Hyperlink"/>
+                <w:noProof/>
+              </w:rPr>
+              <w:t>Step 2: Connect the CDU to the rack manifold</w:t>
+            </w:r>
+            <w:r>
+              <w:rPr>
+                <w:noProof/>
+                <w:webHidden/>
+              </w:rPr>
+              <w:tab/>
+            </w:r>
+            <w:r>
+              <w:rPr>
+                <w:noProof/>
+                <w:webHidden/>
+              </w:rPr>
+              <w:fldChar w:fldCharType="begin"/>
+            </w:r>
+            <w:r>
+              <w:rPr>
+                <w:noProof/>
+                <w:webHidden/>
+              </w:rPr>
+              <w:instrText xml:space="preserve"> PAGEREF _Toc242439935 \h </w:instrText>
+            </w:r>
+            <w:r>
+              <w:rPr>
+                <w:noProof/>
+                <w:webHidden/>
+              </w:rPr>
+            </w:r>
+            <w:r>
+              <w:rPr>
+                <w:noProof/>
+                <w:webHidden/>
+              </w:rPr>
+              <w:fldChar w:fldCharType="separate"/>
+            </w:r>
+            <w:r>
+              <w:rPr>
+                <w:noProof/>
+                <w:webHidden/>
+              </w:rPr>
+              <w:t>23</w:t>
+            </w:r>
+            <w:r>
+              <w:rPr>
+                <w:noProof/>
+                <w:webHidden/>
+              </w:rPr>
+              <w:fldChar w:fldCharType="end"/>
+            </w:r>
+          </w:hyperlink>
+        </w:p>
+        <w:p>
+          <w:pPr>
+            <w:pStyle w:val="TOC3"/>
+            <w:tabs>
+              <w:tab w:val="right" w:leader="dot" w:pos="9350"/>
+            </w:tabs>
+            <w:rPr>
+              <w:rFonts w:eastAsiaTheme="minorEastAsia"/>
+              <w:noProof/>
+            </w:rPr>
+          </w:pPr>
+          <w:hyperlink w:anchor="_Toc242439936" w:history="1">
+            <w:r>
+              <w:rPr>
+                <w:rStyle w:val="Hyperlink"/>
+                <w:noProof/>
+              </w:rPr>
+              <w:t>Step 3: Connect the rack manifold to the GPU servers</w:t>
+            </w:r>
+            <w:r>
+              <w:rPr>
+                <w:noProof/>
+                <w:webHidden/>
+              </w:rPr>
+              <w:tab/>
+            </w:r>
+            <w:r>
+              <w:rPr>
+                <w:noProof/>
+                <w:webHidden/>
+              </w:rPr>
+              <w:fldChar w:fldCharType="begin"/>
+            </w:r>
+            <w:r>
+              <w:rPr>
+                <w:noProof/>
+                <w:webHidden/>
+              </w:rPr>
+              <w:instrText xml:space="preserve"> PAGEREF _Toc242439936 \h </w:instrText>
+            </w:r>
+            <w:r>
+              <w:rPr>
+                <w:noProof/>
+                <w:webHidden/>
+              </w:rPr>
+            </w:r>
+            <w:r>
+              <w:rPr>
+                <w:noProof/>
+                <w:webHidden/>
+              </w:rPr>
+              <w:fldChar w:fldCharType="separate"/>
+            </w:r>
+            <w:r>
+              <w:rPr>
+                <w:noProof/>
+                <w:webHidden/>
+              </w:rPr>
+              <w:t>23</w:t>
+            </w:r>
+            <w:r>
+              <w:rPr>
+                <w:noProof/>
+                <w:webHidden/>
+              </w:rPr>
+              <w:fldChar w:fldCharType="end"/>
+            </w:r>
+          </w:hyperlink>
+        </w:p>
+        <w:p>
+          <w:pPr>
+            <w:pStyle w:val="TOC2"/>
+            <w:tabs>
+              <w:tab w:val="right" w:leader="dot" w:pos="9350"/>
+            </w:tabs>
+            <w:rPr>
+              <w:rFonts w:eastAsiaTheme="minorEastAsia"/>
+              <w:noProof/>
+            </w:rPr>
+          </w:pPr>
+          <w:hyperlink w:anchor="_Toc242439937" w:history="1">
+            <w:r>
+              <w:rPr>
+                <w:rStyle w:val="Hyperlink"/>
+                <w:noProof/>
+              </w:rPr>
+              <w:t>CDU (Racks)</w:t>
+            </w:r>
+            <w:r>
+              <w:rPr>
+                <w:noProof/>
+                <w:webHidden/>
+              </w:rPr>
+              <w:tab/>
+            </w:r>
+            <w:r>
+              <w:rPr>
+                <w:noProof/>
+                <w:webHidden/>
+              </w:rPr>
+              <w:fldChar w:fldCharType="begin"/>
+            </w:r>
+            <w:r>
+              <w:rPr>
+                <w:noProof/>
+                <w:webHidden/>
+              </w:rPr>
+              <w:instrText xml:space="preserve"> PAGEREF _Toc242439937 \h </w:instrText>
+            </w:r>
+            <w:r>
+              <w:rPr>
+                <w:noProof/>
+                <w:webHidden/>
+              </w:rPr>
+            </w:r>
+            <w:r>
+              <w:rPr>
+                <w:noProof/>
+                <w:webHidden/>
+              </w:rPr>
+              <w:fldChar w:fldCharType="separate"/>
+            </w:r>
+            <w:r>
+              <w:rPr>
+                <w:noProof/>
+                <w:webHidden/>
+              </w:rPr>
+              <w:t>23</w:t>
+            </w:r>
+            <w:r>
+              <w:rPr>
+                <w:noProof/>
+                <w:webHidden/>
+              </w:rPr>
+              <w:fldChar w:fldCharType="end"/>
+            </w:r>
+          </w:hyperlink>
+        </w:p>
+        <w:p>
+          <w:pPr>
+            <w:pStyle w:val="TOC2"/>
+            <w:tabs>
+              <w:tab w:val="right" w:leader="dot" w:pos="9350"/>
+            </w:tabs>
+            <w:rPr>
+              <w:rFonts w:eastAsiaTheme="minorEastAsia"/>
+              <w:noProof/>
+            </w:rPr>
+          </w:pPr>
+          <w:hyperlink w:anchor="_Toc242439938" w:history="1">
+            <w:bookmarkStart w:id="0" w:name="_Toc242439879"/>
+            <w:r>
+              <w:rPr>
+                <w:rStyle w:val="Hyperlink"/>
+                <w:noProof/>
+                <w:sz w:val="28"/>
+                <w:szCs w:val="28"/>
+              </w:rPr>
+              <w:drawing>
+                <wp:inline distT="0" distB="0" distL="0" distR="0" wp14:anchorId="55C0B381" wp14:editId="5CB33494">
+                  <wp:extent cx="3238148" cy="2722252"/>
+                  <wp:effectExtent l="0" t="0" r="0" b="0"/>
+                  <wp:docPr id="11" name="Picture 11"/>
+                  <wp:cNvGraphicFramePr>
+                    <a:graphicFrameLocks xmlns:a="http://schemas.openxmlformats.org/drawingml/2006/main" noChangeAspect="1"/>
+                  </wp:cNvGraphicFramePr>
+                  <a:graphic xmlns:a="http://schemas.openxmlformats.org/drawingml/2006/main">
+                    <a:graphicData uri="http://schemas.openxmlformats.org/drawingml/2006/picture">
+                      <pic:pic xmlns:pic="http://schemas.openxmlformats.org/drawingml/2006/picture">
+                        <pic:nvPicPr>
+                          <pic:cNvPr id="9" name="CHx200_turntable_2.webp"/>
+                          <pic:cNvPicPr/>
+                        </pic:nvPicPr>
+                        <pic:blipFill>
+                          <a:blip r:embed="rId8">
+                            <a:extLst>
+                              <a:ext uri="{28A0092B-C50C-407E-A947-70E740481C1C}">
+                                <a14:useLocalDpi xmlns:a14="http://schemas.microsoft.com/office/drawing/2010/main" val="0"/>
+                              </a:ext>
+                            </a:extLst>
+                          </a:blip>
+                          <a:stretch>
+                            <a:fillRect/>
+                          </a:stretch>
+                        </pic:blipFill>
+                        <pic:spPr>
+                          <a:xfrm>
+                            <a:off x="0" y="0"/>
+                            <a:ext cx="3270646" cy="2749572"/>
+                          </a:xfrm>
+                          <a:prstGeom prst="rect">
+                            <a:avLst/>
+                          </a:prstGeom>
+                        </pic:spPr>
+                      </pic:pic>
+                    </a:graphicData>
+                  </a:graphic>
+                </wp:inline>
+              </w:drawing>
+            </w:r>
+            <w:bookmarkEnd w:id="0"/>
+            <w:r>
+              <w:rPr>
+                <w:noProof/>
+                <w:webHidden/>
+              </w:rPr>
+              <w:tab/>
+            </w:r>
+            <w:r>
+              <w:rPr>
+                <w:noProof/>
+                <w:webHidden/>
+              </w:rPr>
+              <w:fldChar w:fldCharType="begin"/>
+            </w:r>
+            <w:r>
+              <w:rPr>
+                <w:noProof/>
+                <w:webHidden/>
+              </w:rPr>
+              <w:instrText xml:space="preserve"> PAGEREF _Toc242439938 \h </w:instrText>
+            </w:r>
+            <w:r>
+              <w:rPr>
+                <w:noProof/>
+                <w:webHidden/>
+              </w:rPr>
+            </w:r>
+            <w:r>
+              <w:rPr>
+                <w:noProof/>
+                <w:webHidden/>
+              </w:rPr>
+              <w:fldChar w:fldCharType="separate"/>
+            </w:r>
+            <w:r>
+              <w:rPr>
+                <w:noProof/>
+                <w:webHidden/>
+              </w:rPr>
+              <w:t>24</w:t>
+            </w:r>
+            <w:r>
+              <w:rPr>
+                <w:noProof/>
+                <w:webHidden/>
+              </w:rPr>
+              <w:fldChar w:fldCharType="end"/>
+            </w:r>
+          </w:hyperlink>
+        </w:p>
+        <w:p>
+          <w:pPr>
+            <w:pStyle w:val="TOC2"/>
+            <w:tabs>
+              <w:tab w:val="right" w:leader="dot" w:pos="9350"/>
+            </w:tabs>
+            <w:rPr>
+              <w:rFonts w:eastAsiaTheme="minorEastAsia"/>
+              <w:noProof/>
+            </w:rPr>
+          </w:pPr>
+          <w:hyperlink w:anchor="_Toc242439939" w:history="1">
+            <w:r>
+              <w:rPr>
+                <w:rStyle w:val="Hyperlink"/>
+                <w:i/>
+                <w:noProof/>
+              </w:rPr>
+              <w:t>Figure. CoolIT CHx™200 is a rack-based CDU</w:t>
+            </w:r>
+            <w:r>
+              <w:rPr>
+                <w:noProof/>
+                <w:webHidden/>
+              </w:rPr>
+              <w:tab/>
+            </w:r>
+            <w:r>
+              <w:rPr>
+                <w:noProof/>
+                <w:webHidden/>
+              </w:rPr>
+              <w:fldChar w:fldCharType="begin"/>
+            </w:r>
+            <w:r>
+              <w:rPr>
+                <w:noProof/>
+                <w:webHidden/>
+              </w:rPr>
+              <w:instrText xml:space="preserve"> PAGEREF _Toc242439939 \h </w:instrText>
+            </w:r>
+            <w:r>
+              <w:rPr>
+                <w:noProof/>
+                <w:webHidden/>
+              </w:rPr>
+            </w:r>
+            <w:r>
+              <w:rPr>
+                <w:noProof/>
+                <w:webHidden/>
+              </w:rPr>
+              <w:fldChar w:fldCharType="separate"/>
+            </w:r>
+            <w:r>
+              <w:rPr>
+                <w:noProof/>
+                <w:webHidden/>
+              </w:rPr>
+              <w:t>24</w:t>
+            </w:r>
+            <w:r>
+              <w:rPr>
+                <w:noProof/>
+                <w:webHidden/>
+              </w:rPr>
+              <w:fldChar w:fldCharType="end"/>
+            </w:r>
+          </w:hyperlink>
+        </w:p>
+        <w:p>
+          <w:pPr>
+            <w:pStyle w:val="TOC2"/>
+            <w:tabs>
+              <w:tab w:val="right" w:leader="dot" w:pos="9350"/>
+            </w:tabs>
+            <w:rPr>
+              <w:rFonts w:eastAsiaTheme="minorEastAsia"/>
+              <w:noProof/>
+            </w:rPr>
+          </w:pPr>
+          <w:hyperlink w:anchor="_Toc242439940" w:history="1">
+            <w:r>
+              <w:rPr>
+                <w:rStyle w:val="Hyperlink"/>
+                <w:noProof/>
+              </w:rPr>
+              <w:t>CoolIT CHx™200 is a rack-based CDU, built for the needs of today’s most demanding HPC and enterprise server requirements. Capable of managing 200 kW of heat load in a remarkably small 4U of space, this system provides cooling for up to 200 servers.</w:t>
+            </w:r>
+            <w:r>
+              <w:rPr>
+                <w:noProof/>
+                <w:webHidden/>
+              </w:rPr>
+              <w:tab/>
+            </w:r>
+            <w:r>
+              <w:rPr>
+                <w:noProof/>
+                <w:webHidden/>
+              </w:rPr>
+              <w:fldChar w:fldCharType="begin"/>
+            </w:r>
+            <w:r>
+              <w:rPr>
+                <w:noProof/>
+                <w:webHidden/>
+              </w:rPr>
+              <w:instrText xml:space="preserve"> PAGEREF _Toc242439940 \h </w:instrText>
+            </w:r>
+            <w:r>
+              <w:rPr>
+                <w:noProof/>
+                <w:webHidden/>
+              </w:rPr>
+            </w:r>
+            <w:r>
+              <w:rPr>
+                <w:noProof/>
+                <w:webHidden/>
+              </w:rPr>
+              <w:fldChar w:fldCharType="separate"/>
+            </w:r>
+            <w:r>
+              <w:rPr>
+                <w:noProof/>
+                <w:webHidden/>
+              </w:rPr>
+              <w:t>24</w:t>
+            </w:r>
+            <w:r>
+              <w:rPr>
+                <w:noProof/>
+                <w:webHidden/>
+              </w:rPr>
+              <w:fldChar w:fldCharType="end"/>
+            </w:r>
+          </w:hyperlink>
+        </w:p>
+        <w:p>
+          <w:pPr>
+            <w:pStyle w:val="TOC2"/>
+            <w:tabs>
+              <w:tab w:val="right" w:leader="dot" w:pos="9350"/>
+            </w:tabs>
+            <w:rPr>
+              <w:rFonts w:eastAsiaTheme="minorEastAsia"/>
+              <w:noProof/>
+            </w:rPr>
+          </w:pPr>
+          <w:hyperlink w:anchor="_Toc242439941" w:history="1">
+            <w:r>
+              <w:rPr>
+                <w:rStyle w:val="Hyperlink"/>
+                <w:noProof/>
+              </w:rPr>
+              <w:t>Liquid cooling hoses</w:t>
+            </w:r>
+            <w:r>
+              <w:rPr>
+                <w:noProof/>
+                <w:webHidden/>
+              </w:rPr>
+              <w:tab/>
+            </w:r>
+            <w:r>
+              <w:rPr>
+                <w:noProof/>
+                <w:webHidden/>
+              </w:rPr>
+              <w:fldChar w:fldCharType="begin"/>
+            </w:r>
+            <w:r>
+              <w:rPr>
+                <w:noProof/>
+                <w:webHidden/>
+              </w:rPr>
+              <w:instrText xml:space="preserve"> PAGEREF _Toc242439941 \h </w:instrText>
+            </w:r>
+            <w:r>
+              <w:rPr>
+                <w:noProof/>
+                <w:webHidden/>
+              </w:rPr>
+            </w:r>
+            <w:r>
+              <w:rPr>
+                <w:noProof/>
+                <w:webHidden/>
+              </w:rPr>
+              <w:fldChar w:fldCharType="separate"/>
+            </w:r>
+            <w:r>
+              <w:rPr>
+                <w:noProof/>
+                <w:webHidden/>
+              </w:rPr>
+              <w:t>24</w:t>
+            </w:r>
+            <w:r>
+              <w:rPr>
+                <w:noProof/>
+                <w:webHidden/>
+              </w:rPr>
+              <w:fldChar w:fldCharType="end"/>
+            </w:r>
+          </w:hyperlink>
+        </w:p>
+        <w:p>
+          <w:pPr>
+            <w:pStyle w:val="TOC2"/>
+            <w:tabs>
+              <w:tab w:val="right" w:leader="dot" w:pos="9350"/>
+            </w:tabs>
+            <w:rPr>
+              <w:rFonts w:eastAsiaTheme="minorEastAsia"/>
+              <w:noProof/>
+            </w:rPr>
+          </w:pPr>
+          <w:hyperlink w:anchor="_Toc242439942" w:history="1">
+            <w:r>
+              <w:rPr>
+                <w:rStyle w:val="Hyperlink"/>
+                <w:noProof/>
+              </w:rPr>
+              <w:t>Liquid cooling hoses transport heat-transfer fluids like water, glycol mixes, or deionized water through PC setups, AI servers, and data center thermal management systems.</w:t>
+            </w:r>
+            <w:r>
+              <w:rPr>
+                <w:noProof/>
+                <w:webHidden/>
+              </w:rPr>
+              <w:tab/>
+            </w:r>
+            <w:r>
+              <w:rPr>
+                <w:noProof/>
+                <w:webHidden/>
+              </w:rPr>
+              <w:fldChar w:fldCharType="begin"/>
+            </w:r>
+            <w:r>
+              <w:rPr>
+                <w:noProof/>
+                <w:webHidden/>
+              </w:rPr>
+              <w:instrText xml:space="preserve"> PAGEREF _Toc242439942 \h </w:instrText>
+            </w:r>
+            <w:r>
+              <w:rPr>
+                <w:noProof/>
+                <w:webHidden/>
+              </w:rPr>
+            </w:r>
+            <w:r>
+              <w:rPr>
+                <w:noProof/>
+                <w:webHidden/>
+              </w:rPr>
+              <w:fldChar w:fldCharType="separate"/>
+            </w:r>
+            <w:r>
+              <w:rPr>
+                <w:noProof/>
+                <w:webHidden/>
+              </w:rPr>
+              <w:t>24</w:t>
+            </w:r>
+            <w:r>
+              <w:rPr>
+                <w:noProof/>
+                <w:webHidden/>
+              </w:rPr>
+              <w:fldChar w:fldCharType="end"/>
+            </w:r>
+          </w:hyperlink>
+        </w:p>
+        <w:p>
+          <w:pPr>
+            <w:rPr>
+              <w:b/>
+              <w:bCs/>
+              <w:noProof/>
+            </w:rPr>
+          </w:pPr>
           <w:r>
             <w:rPr>
               <w:b/>
@@ -3232,6 +4254,10 @@
       </w:sdtContent>
     </w:sdt>
     <w:p/>
+    <w:p/>
+    <w:p/>
+    <w:p/>
+    <w:p/>
     <w:p>
       <w:pPr>
         <w:pStyle w:val="Heading1"/>
@@ -3243,14 +4269,14 @@
           <w:rFonts w:ascii="Times New Roman" w:eastAsia="Times New Roman" w:hAnsi="Times New Roman" w:cs="Times New Roman"/>
         </w:rPr>
       </w:pPr>
-      <w:bookmarkStart w:id="0" w:name="_Toc242365836"/>
+      <w:bookmarkStart w:id="1" w:name="_Toc242439884"/>
       <w:r>
         <w:rPr>
           <w:rFonts w:ascii="Times New Roman" w:eastAsia="Times New Roman" w:hAnsi="Times New Roman" w:cs="Times New Roman"/>
         </w:rPr>
         <w:t>Understanding Virtualization Technology</w:t>
       </w:r>
-      <w:bookmarkEnd w:id="0"/>
+      <w:bookmarkEnd w:id="1"/>
     </w:p>
     <w:p>
       <w:pPr>
@@ -3260,9 +4286,9 @@
           <w:szCs w:val="28"/>
         </w:rPr>
       </w:pPr>
-      <w:bookmarkStart w:id="1" w:name="core-concepts-of-virtualization"/>
-      <w:bookmarkStart w:id="2" w:name="_Toc242365837"/>
-      <w:bookmarkEnd w:id="1"/>
+      <w:bookmarkStart w:id="2" w:name="core-concepts-of-virtualization"/>
+      <w:bookmarkStart w:id="3" w:name="_Toc242439885"/>
+      <w:bookmarkEnd w:id="2"/>
       <w:r>
         <w:rPr>
           <w:sz w:val="28"/>
@@ -3270,7 +4296,7 @@
         </w:rPr>
         <w:t>Core Concepts of Virtualization</w:t>
       </w:r>
-      <w:bookmarkEnd w:id="2"/>
+      <w:bookmarkEnd w:id="3"/>
     </w:p>
     <w:p>
       <w:pPr>
@@ -3318,7 +4344,7 @@
           <w:szCs w:val="28"/>
         </w:rPr>
       </w:pPr>
-      <w:bookmarkStart w:id="3" w:name="_Toc242365838"/>
+      <w:bookmarkStart w:id="4" w:name="_Toc242439886"/>
       <w:r>
         <w:rPr>
           <w:sz w:val="28"/>
@@ -3326,7 +4352,7 @@
         </w:rPr>
         <w:t>The Role of Hypervisors</w:t>
       </w:r>
-      <w:bookmarkEnd w:id="3"/>
+      <w:bookmarkEnd w:id="4"/>
     </w:p>
     <w:p>
       <w:pPr>
@@ -3350,7 +4376,7 @@
           <w:szCs w:val="28"/>
         </w:rPr>
       </w:pPr>
-      <w:bookmarkStart w:id="4" w:name="_Toc242365839"/>
+      <w:bookmarkStart w:id="5" w:name="_Toc242439887"/>
       <w:r>
         <w:rPr>
           <w:sz w:val="28"/>
@@ -3358,7 +4384,7 @@
         </w:rPr>
         <w:t>Type 1 Hypervisors</w:t>
       </w:r>
-      <w:bookmarkEnd w:id="4"/>
+      <w:bookmarkEnd w:id="5"/>
     </w:p>
     <w:p>
       <w:pPr>
@@ -3382,7 +4408,7 @@
           <w:szCs w:val="28"/>
         </w:rPr>
       </w:pPr>
-      <w:bookmarkStart w:id="5" w:name="_Toc242365840"/>
+      <w:bookmarkStart w:id="6" w:name="_Toc242439888"/>
       <w:r>
         <w:rPr>
           <w:sz w:val="28"/>
@@ -3390,7 +4416,7 @@
         </w:rPr>
         <w:t>Type 2 Hypervisors</w:t>
       </w:r>
-      <w:bookmarkEnd w:id="5"/>
+      <w:bookmarkEnd w:id="6"/>
     </w:p>
     <w:p>
       <w:pPr>
@@ -3414,7 +4440,7 @@
           <w:szCs w:val="28"/>
         </w:rPr>
       </w:pPr>
-      <w:bookmarkStart w:id="6" w:name="_Toc242365841"/>
+      <w:bookmarkStart w:id="7" w:name="_Toc242439889"/>
       <w:r>
         <w:rPr>
           <w:sz w:val="28"/>
@@ -3422,7 +4448,7 @@
         </w:rPr>
         <w:t>Resource Management in Virtual Environments</w:t>
       </w:r>
-      <w:bookmarkEnd w:id="6"/>
+      <w:bookmarkEnd w:id="7"/>
     </w:p>
     <w:p>
       <w:pPr>
@@ -3532,11 +4558,11 @@
       <w:pPr>
         <w:pStyle w:val="Heading3"/>
       </w:pPr>
-      <w:bookmarkStart w:id="7" w:name="_Toc242365842"/>
+      <w:bookmarkStart w:id="8" w:name="_Toc242439890"/>
       <w:r>
         <w:t>Real-World Example:</w:t>
       </w:r>
-      <w:bookmarkEnd w:id="7"/>
+      <w:bookmarkEnd w:id="8"/>
     </w:p>
     <w:p>
       <w:pPr>
@@ -4205,11 +5231,11 @@
       <w:pPr>
         <w:pStyle w:val="Heading3"/>
       </w:pPr>
-      <w:bookmarkStart w:id="8" w:name="_Toc242365843"/>
+      <w:bookmarkStart w:id="9" w:name="_Toc242439891"/>
       <w:r>
         <w:t>1. CPU Scheduling</w:t>
       </w:r>
-      <w:bookmarkEnd w:id="8"/>
+      <w:bookmarkEnd w:id="9"/>
     </w:p>
     <w:p>
       <w:pPr>
@@ -4255,11 +5281,11 @@
       <w:pPr>
         <w:pStyle w:val="Heading3"/>
       </w:pPr>
-      <w:bookmarkStart w:id="9" w:name="_Toc242365844"/>
+      <w:bookmarkStart w:id="10" w:name="_Toc242439892"/>
       <w:r>
         <w:t>2. Memory Management</w:t>
       </w:r>
-      <w:bookmarkEnd w:id="9"/>
+      <w:bookmarkEnd w:id="10"/>
     </w:p>
     <w:p>
       <w:pPr>
@@ -4296,11 +5322,11 @@
       <w:pPr>
         <w:pStyle w:val="Heading3"/>
       </w:pPr>
-      <w:bookmarkStart w:id="10" w:name="_Toc242365845"/>
+      <w:bookmarkStart w:id="11" w:name="_Toc242439893"/>
       <w:r>
         <w:t>3. Storage Virtualization</w:t>
       </w:r>
-      <w:bookmarkEnd w:id="10"/>
+      <w:bookmarkEnd w:id="11"/>
     </w:p>
     <w:p>
       <w:pPr>
@@ -4408,11 +5434,11 @@
       <w:pPr>
         <w:pStyle w:val="Heading3"/>
       </w:pPr>
-      <w:bookmarkStart w:id="11" w:name="_Toc242365846"/>
+      <w:bookmarkStart w:id="12" w:name="_Toc242439894"/>
       <w:r>
         <w:t>4. Network Resource Sharing and Isolation</w:t>
       </w:r>
-      <w:bookmarkEnd w:id="11"/>
+      <w:bookmarkEnd w:id="12"/>
     </w:p>
     <w:p>
       <w:pPr>
@@ -4496,11 +5522,11 @@
       <w:pPr>
         <w:pStyle w:val="Heading3"/>
       </w:pPr>
-      <w:bookmarkStart w:id="12" w:name="_Toc242365847"/>
+      <w:bookmarkStart w:id="13" w:name="_Toc242439895"/>
       <w:r>
         <w:t>Simple Real-Life Analogy</w:t>
       </w:r>
-      <w:bookmarkEnd w:id="12"/>
+      <w:bookmarkEnd w:id="13"/>
     </w:p>
     <w:p>
       <w:pPr>
@@ -4706,11 +5732,11 @@
       <w:pPr>
         <w:pStyle w:val="Heading3"/>
       </w:pPr>
-      <w:bookmarkStart w:id="13" w:name="_Toc242365848"/>
+      <w:bookmarkStart w:id="14" w:name="_Toc242439896"/>
       <w:r>
         <w:t>Exam-Friendly Definition</w:t>
       </w:r>
-      <w:bookmarkEnd w:id="13"/>
+      <w:bookmarkEnd w:id="14"/>
     </w:p>
     <w:p>
       <w:pPr>
@@ -4747,7 +5773,7 @@
           <w:szCs w:val="28"/>
         </w:rPr>
       </w:pPr>
-      <w:bookmarkStart w:id="14" w:name="_Toc242365849"/>
+      <w:bookmarkStart w:id="15" w:name="_Toc242439897"/>
       <w:r>
         <w:rPr>
           <w:color w:val="37352F"/>
@@ -4756,7 +5782,7 @@
         </w:rPr>
         <w:t>VMware's Enterprise Virtualization Platform</w:t>
       </w:r>
-      <w:bookmarkEnd w:id="14"/>
+      <w:bookmarkEnd w:id="15"/>
     </w:p>
     <w:p>
       <w:pPr>
@@ -4769,9 +5795,9 @@
           <w:szCs w:val="24"/>
         </w:rPr>
       </w:pPr>
-      <w:bookmarkStart w:id="15" w:name="esxi-the-foundation-of-vmware-infrastruc"/>
-      <w:bookmarkStart w:id="16" w:name="_Toc242365850"/>
-      <w:bookmarkEnd w:id="15"/>
+      <w:bookmarkStart w:id="16" w:name="esxi-the-foundation-of-vmware-infrastruc"/>
+      <w:bookmarkStart w:id="17" w:name="_Toc242439898"/>
+      <w:bookmarkEnd w:id="16"/>
       <w:r>
         <w:rPr>
           <w:color w:val="37352F"/>
@@ -4780,7 +5806,7 @@
         </w:rPr>
         <w:t>ESXi: The Foundation of VMware Infrastructure</w:t>
       </w:r>
-      <w:bookmarkEnd w:id="16"/>
+      <w:bookmarkEnd w:id="17"/>
     </w:p>
     <w:p>
       <w:pPr>
@@ -4930,14 +5956,14 @@
           <w:rFonts w:ascii="Times New Roman" w:hAnsi="Times New Roman" w:cs="Times New Roman"/>
         </w:rPr>
       </w:pPr>
-      <w:bookmarkStart w:id="17" w:name="_Toc242365851"/>
+      <w:bookmarkStart w:id="18" w:name="_Toc242439899"/>
       <w:r>
         <w:rPr>
           <w:rFonts w:ascii="Times New Roman" w:hAnsi="Times New Roman" w:cs="Times New Roman"/>
         </w:rPr>
         <w:t>OpenShift Virtualization with KubeVirt</w:t>
       </w:r>
-      <w:bookmarkEnd w:id="17"/>
+      <w:bookmarkEnd w:id="18"/>
     </w:p>
     <w:p>
       <w:pPr>
@@ -4947,7 +5973,7 @@
           <w:szCs w:val="28"/>
         </w:rPr>
       </w:pPr>
-      <w:bookmarkStart w:id="18" w:name="_Toc242365852"/>
+      <w:bookmarkStart w:id="19" w:name="_Toc242439900"/>
       <w:r>
         <w:rPr>
           <w:sz w:val="28"/>
@@ -4955,7 +5981,7 @@
         </w:rPr>
         <w:t>Merging Container and VM Workloads</w:t>
       </w:r>
-      <w:bookmarkEnd w:id="18"/>
+      <w:bookmarkEnd w:id="19"/>
     </w:p>
     <w:p>
       <w:pPr>
@@ -4979,7 +6005,7 @@
           <w:szCs w:val="28"/>
         </w:rPr>
       </w:pPr>
-      <w:bookmarkStart w:id="19" w:name="_Toc242365853"/>
+      <w:bookmarkStart w:id="20" w:name="_Toc242439901"/>
       <w:r>
         <w:rPr>
           <w:sz w:val="28"/>
@@ -4987,7 +6013,7 @@
         </w:rPr>
         <w:t>KubeVirt Technology</w:t>
       </w:r>
-      <w:bookmarkEnd w:id="19"/>
+      <w:bookmarkEnd w:id="20"/>
     </w:p>
     <w:p>
       <w:pPr>
@@ -5011,7 +6037,7 @@
           <w:szCs w:val="28"/>
         </w:rPr>
       </w:pPr>
-      <w:bookmarkStart w:id="20" w:name="_Toc242365854"/>
+      <w:bookmarkStart w:id="21" w:name="_Toc242439902"/>
       <w:r>
         <w:rPr>
           <w:sz w:val="28"/>
@@ -5019,7 +6045,7 @@
         </w:rPr>
         <w:t>KVM Integration</w:t>
       </w:r>
-      <w:bookmarkEnd w:id="20"/>
+      <w:bookmarkEnd w:id="21"/>
     </w:p>
     <w:p>
       <w:pPr>
@@ -5094,7 +6120,7 @@
           <w:b/>
         </w:rPr>
       </w:pPr>
-      <w:bookmarkStart w:id="21" w:name="_Toc242365855"/>
+      <w:bookmarkStart w:id="22" w:name="_Toc242439903"/>
       <w:r>
         <w:rPr>
           <w:rFonts w:ascii="Times New Roman" w:hAnsi="Times New Roman" w:cs="Times New Roman"/>
@@ -5102,7 +6128,7 @@
         </w:rPr>
         <w:t>Hardware &amp; Storage</w:t>
       </w:r>
-      <w:bookmarkEnd w:id="21"/>
+      <w:bookmarkEnd w:id="22"/>
     </w:p>
     <w:p>
       <w:pPr>
@@ -5112,7 +6138,7 @@
           <w:szCs w:val="28"/>
         </w:rPr>
       </w:pPr>
-      <w:bookmarkStart w:id="22" w:name="_Toc242365856"/>
+      <w:bookmarkStart w:id="23" w:name="_Toc242439904"/>
       <w:r>
         <w:rPr>
           <w:sz w:val="28"/>
@@ -5120,7 +6146,7 @@
         </w:rPr>
         <w:t>HPE iLO and Dell iDRAC</w:t>
       </w:r>
-      <w:bookmarkEnd w:id="22"/>
+      <w:bookmarkEnd w:id="23"/>
       <w:r>
         <w:rPr>
           <w:sz w:val="28"/>
@@ -5213,11 +6239,11 @@
       <w:pPr>
         <w:pStyle w:val="Heading3"/>
       </w:pPr>
-      <w:bookmarkStart w:id="23" w:name="_Toc242365857"/>
+      <w:bookmarkStart w:id="24" w:name="_Toc242439905"/>
       <w:r>
         <w:t>What is HPE iLO?</w:t>
       </w:r>
-      <w:bookmarkEnd w:id="23"/>
+      <w:bookmarkEnd w:id="24"/>
     </w:p>
     <w:p>
       <w:pPr>
@@ -5263,7 +6289,7 @@
                     <pic:cNvPicPr/>
                   </pic:nvPicPr>
                   <pic:blipFill>
-                    <a:blip r:embed="rId8">
+                    <a:blip r:embed="rId9">
                       <a:extLst>
                         <a:ext uri="{28A0092B-C50C-407E-A947-70E740481C1C}">
                           <a14:useLocalDpi xmlns:a14="http://schemas.microsoft.com/office/drawing/2010/main" val="0"/>
@@ -5434,6 +6460,9 @@
     </w:p>
     <w:p>
       <w:r>
+        <w:rPr>
+          <w:noProof/>
+        </w:rPr>
         <w:drawing>
           <wp:inline distT="0" distB="0" distL="0" distR="0" wp14:anchorId="10B03DAF" wp14:editId="1EBE84E6">
             <wp:extent cx="5943600" cy="2759710"/>
@@ -5450,7 +6479,7 @@
                     <pic:cNvPicPr/>
                   </pic:nvPicPr>
                   <pic:blipFill>
-                    <a:blip r:embed="rId9"/>
+                    <a:blip r:embed="rId10"/>
                     <a:stretch>
                       <a:fillRect/>
                     </a:stretch>
@@ -5564,11 +6593,11 @@
       <w:pPr>
         <w:pStyle w:val="Heading3"/>
       </w:pPr>
-      <w:bookmarkStart w:id="24" w:name="_Toc242365858"/>
+      <w:bookmarkStart w:id="25" w:name="_Toc242439906"/>
       <w:r>
         <w:t>What is Dell iDRAC?</w:t>
       </w:r>
-      <w:bookmarkEnd w:id="24"/>
+      <w:bookmarkEnd w:id="25"/>
     </w:p>
     <w:p>
       <w:pPr>
@@ -5631,7 +6660,7 @@
                     <pic:cNvPicPr/>
                   </pic:nvPicPr>
                   <pic:blipFill>
-                    <a:blip r:embed="rId10">
+                    <a:blip r:embed="rId11">
                       <a:extLst>
                         <a:ext uri="{28A0092B-C50C-407E-A947-70E740481C1C}">
                           <a14:useLocalDpi xmlns:a14="http://schemas.microsoft.com/office/drawing/2010/main" val="0"/>
@@ -5751,7 +6780,7 @@
         </w:rPr>
         <w:t xml:space="preserve">The </w:t>
       </w:r>
-      <w:hyperlink r:id="rId11" w:tgtFrame="_blank" w:history="1">
+      <w:hyperlink r:id="rId12" w:tgtFrame="_blank" w:history="1">
         <w:r>
           <w:rPr>
             <w:rStyle w:val="Hyperlink"/>
@@ -5776,6 +6805,9 @@
     </w:p>
     <w:p>
       <w:r>
+        <w:rPr>
+          <w:noProof/>
+        </w:rPr>
         <w:drawing>
           <wp:inline distT="0" distB="0" distL="0" distR="0" wp14:anchorId="29066F71" wp14:editId="75026A2F">
             <wp:extent cx="5943600" cy="1655445"/>
@@ -5792,7 +6824,7 @@
                     <pic:cNvPicPr/>
                   </pic:nvPicPr>
                   <pic:blipFill>
-                    <a:blip r:embed="rId12"/>
+                    <a:blip r:embed="rId13"/>
                     <a:stretch>
                       <a:fillRect/>
                     </a:stretch>
@@ -6187,7 +7219,7 @@
           <w:szCs w:val="28"/>
         </w:rPr>
       </w:pPr>
-      <w:bookmarkStart w:id="25" w:name="_Toc242365859"/>
+      <w:bookmarkStart w:id="26" w:name="_Toc242439907"/>
       <w:r>
         <w:rPr>
           <w:sz w:val="28"/>
@@ -6195,7 +7227,7 @@
         </w:rPr>
         <w:t>The most important concept: Out-of-Band Management</w:t>
       </w:r>
-      <w:bookmarkEnd w:id="25"/>
+      <w:bookmarkEnd w:id="26"/>
     </w:p>
     <w:p>
       <w:pPr>
@@ -6239,11 +7271,11 @@
       <w:pPr>
         <w:pStyle w:val="Heading3"/>
       </w:pPr>
-      <w:bookmarkStart w:id="26" w:name="_Toc242365860"/>
+      <w:bookmarkStart w:id="27" w:name="_Toc242439908"/>
       <w:r>
         <w:t>In-Band Management</w:t>
       </w:r>
-      <w:bookmarkEnd w:id="26"/>
+      <w:bookmarkEnd w:id="27"/>
     </w:p>
     <w:p>
       <w:r>
@@ -6657,11 +7689,11 @@
       <w:pPr>
         <w:pStyle w:val="Heading3"/>
       </w:pPr>
-      <w:bookmarkStart w:id="27" w:name="_Toc242365861"/>
+      <w:bookmarkStart w:id="28" w:name="_Toc242439909"/>
       <w:r>
         <w:t>Out-of-Band Management</w:t>
       </w:r>
-      <w:bookmarkEnd w:id="27"/>
+      <w:bookmarkEnd w:id="28"/>
     </w:p>
     <w:p>
       <w:pPr>
@@ -6856,14 +7888,14 @@
       <w:pPr>
         <w:pStyle w:val="Heading3"/>
       </w:pPr>
-      <w:bookmarkStart w:id="28" w:name="_Toc242365862"/>
+      <w:bookmarkStart w:id="29" w:name="_Toc242439910"/>
       <w:r>
         <w:t>Real-World Example 1:</w:t>
       </w:r>
       <w:r>
         <w:t xml:space="preserve"> — The Server Is Hung</w:t>
       </w:r>
-      <w:bookmarkEnd w:id="28"/>
+      <w:bookmarkEnd w:id="29"/>
     </w:p>
     <w:p>
       <w:pPr>
@@ -7537,14 +8569,14 @@
       <w:pPr>
         <w:pStyle w:val="Heading3"/>
       </w:pPr>
-      <w:bookmarkStart w:id="29" w:name="_Toc242365863"/>
+      <w:bookmarkStart w:id="30" w:name="_Toc242439911"/>
       <w:r>
         <w:t xml:space="preserve">Real-World Example </w:t>
       </w:r>
       <w:r>
         <w:t>2 — Windows Server Crash</w:t>
       </w:r>
-      <w:bookmarkEnd w:id="29"/>
+      <w:bookmarkEnd w:id="30"/>
     </w:p>
     <w:p>
       <w:pPr>
@@ -7882,7 +8914,7 @@
           <w:szCs w:val="28"/>
         </w:rPr>
       </w:pPr>
-      <w:bookmarkStart w:id="30" w:name="_Toc242365864"/>
+      <w:bookmarkStart w:id="31" w:name="_Toc242439912"/>
       <w:r>
         <w:rPr>
           <w:sz w:val="28"/>
@@ -7890,7 +8922,7 @@
         </w:rPr>
         <w:t>Hardware Health Monitoring</w:t>
       </w:r>
-      <w:bookmarkEnd w:id="30"/>
+      <w:bookmarkEnd w:id="31"/>
     </w:p>
     <w:p>
       <w:pPr>
@@ -8384,11 +9416,11 @@
       <w:pPr>
         <w:pStyle w:val="Heading3"/>
       </w:pPr>
-      <w:bookmarkStart w:id="31" w:name="_Toc242365865"/>
+      <w:bookmarkStart w:id="32" w:name="_Toc242439913"/>
       <w:r>
         <w:t>Real-World Example — Fan Failure</w:t>
       </w:r>
-      <w:bookmarkEnd w:id="31"/>
+      <w:bookmarkEnd w:id="32"/>
     </w:p>
     <w:p>
       <w:pPr>
@@ -8656,7 +9688,7 @@
           <w:szCs w:val="28"/>
         </w:rPr>
       </w:pPr>
-      <w:bookmarkStart w:id="32" w:name="_Toc242365866"/>
+      <w:bookmarkStart w:id="33" w:name="_Toc242439914"/>
       <w:r>
         <w:rPr>
           <w:sz w:val="28"/>
@@ -8664,7 +9696,7 @@
         </w:rPr>
         <w:t>Temperature monitoring</w:t>
       </w:r>
-      <w:bookmarkEnd w:id="32"/>
+      <w:bookmarkEnd w:id="33"/>
     </w:p>
     <w:p>
       <w:pPr>
@@ -9048,7 +10080,7 @@
           <w:szCs w:val="28"/>
         </w:rPr>
       </w:pPr>
-      <w:bookmarkStart w:id="33" w:name="_Toc242365867"/>
+      <w:bookmarkStart w:id="34" w:name="_Toc242439915"/>
       <w:r>
         <w:rPr>
           <w:sz w:val="28"/>
@@ -9056,7 +10088,7 @@
         </w:rPr>
         <w:t>RAM/DIMM monitoring</w:t>
       </w:r>
-      <w:bookmarkEnd w:id="33"/>
+      <w:bookmarkEnd w:id="34"/>
     </w:p>
     <w:p>
       <w:pPr>
@@ -9219,7 +10251,7 @@
           <w:szCs w:val="28"/>
         </w:rPr>
       </w:pPr>
-      <w:bookmarkStart w:id="34" w:name="_Toc242365868"/>
+      <w:bookmarkStart w:id="35" w:name="_Toc242439916"/>
       <w:r>
         <w:rPr>
           <w:sz w:val="28"/>
@@ -9227,17 +10259,17 @@
         </w:rPr>
         <w:t>Storage aur RAID monitoring</w:t>
       </w:r>
-      <w:bookmarkEnd w:id="34"/>
+      <w:bookmarkEnd w:id="35"/>
     </w:p>
     <w:p>
       <w:pPr>
         <w:pStyle w:val="Heading3"/>
       </w:pPr>
-      <w:bookmarkStart w:id="35" w:name="_Toc242365869"/>
+      <w:bookmarkStart w:id="36" w:name="_Toc242439917"/>
       <w:r>
         <w:t>HPE Storage Architecture</w:t>
       </w:r>
-      <w:bookmarkEnd w:id="35"/>
+      <w:bookmarkEnd w:id="36"/>
     </w:p>
     <w:p>
       <w:pPr>
@@ -9393,11 +10425,11 @@
       <w:pPr>
         <w:pStyle w:val="Heading3"/>
       </w:pPr>
-      <w:bookmarkStart w:id="36" w:name="_Toc242365870"/>
+      <w:bookmarkStart w:id="37" w:name="_Toc242439918"/>
       <w:r>
         <w:t>Dell Storage Architecture</w:t>
       </w:r>
-      <w:bookmarkEnd w:id="36"/>
+      <w:bookmarkEnd w:id="37"/>
     </w:p>
     <w:p>
       <w:pPr>
@@ -9560,7 +10592,7 @@
           <w:szCs w:val="28"/>
         </w:rPr>
       </w:pPr>
-      <w:bookmarkStart w:id="37" w:name="_Toc242365871"/>
+      <w:bookmarkStart w:id="38" w:name="_Toc242439919"/>
       <w:r>
         <w:rPr>
           <w:rStyle w:val="Heading3Char"/>
@@ -9569,7 +10601,7 @@
         </w:rPr>
         <w:t>RAID monitoring</w:t>
       </w:r>
-      <w:bookmarkEnd w:id="37"/>
+      <w:bookmarkEnd w:id="38"/>
     </w:p>
     <w:p>
       <w:pPr>
@@ -9620,11 +10652,11 @@
       <w:pPr>
         <w:pStyle w:val="Heading3"/>
       </w:pPr>
-      <w:bookmarkStart w:id="38" w:name="_Toc242365872"/>
+      <w:bookmarkStart w:id="39" w:name="_Toc242439920"/>
       <w:r>
         <w:t>Real-World RAID Example</w:t>
       </w:r>
-      <w:bookmarkEnd w:id="38"/>
+      <w:bookmarkEnd w:id="39"/>
     </w:p>
     <w:p>
       <w:pPr>
@@ -10041,7 +11073,7 @@
       <w:r>
         <w:br/>
       </w:r>
-      <w:bookmarkStart w:id="39" w:name="_Toc242365873"/>
+      <w:bookmarkStart w:id="40" w:name="_Toc242439921"/>
       <w:r>
         <w:rPr>
           <w:sz w:val="28"/>
@@ -10049,7 +11081,7 @@
         </w:rPr>
         <w:t>Power Supply Monitoring</w:t>
       </w:r>
-      <w:bookmarkEnd w:id="39"/>
+      <w:bookmarkEnd w:id="40"/>
     </w:p>
     <w:p>
       <w:pPr>
@@ -10364,7 +11396,7 @@
           <w:szCs w:val="28"/>
         </w:rPr>
       </w:pPr>
-      <w:bookmarkStart w:id="40" w:name="_Toc242365874"/>
+      <w:bookmarkStart w:id="41" w:name="_Toc242439922"/>
       <w:r>
         <w:rPr>
           <w:sz w:val="28"/>
@@ -10372,7 +11404,7 @@
         </w:rPr>
         <w:t>Virtual Media — very important</w:t>
       </w:r>
-      <w:bookmarkEnd w:id="40"/>
+      <w:bookmarkEnd w:id="41"/>
     </w:p>
     <w:p>
       <w:pPr>
@@ -10786,7 +11818,7 @@
           <w:szCs w:val="28"/>
         </w:rPr>
       </w:pPr>
-      <w:bookmarkStart w:id="41" w:name="_Toc242365875"/>
+      <w:bookmarkStart w:id="42" w:name="_Toc242439923"/>
       <w:r>
         <w:rPr>
           <w:sz w:val="28"/>
@@ -10794,7 +11826,7 @@
         </w:rPr>
         <w:t>Firmware Updates</w:t>
       </w:r>
-      <w:bookmarkEnd w:id="41"/>
+      <w:bookmarkEnd w:id="42"/>
     </w:p>
     <w:p>
       <w:pPr>
@@ -11219,7 +12251,7 @@
           <w:szCs w:val="28"/>
         </w:rPr>
       </w:pPr>
-      <w:bookmarkStart w:id="42" w:name="_Toc242365876"/>
+      <w:bookmarkStart w:id="43" w:name="_Toc242439924"/>
       <w:r>
         <w:rPr>
           <w:sz w:val="28"/>
@@ -11227,7 +12259,7 @@
         </w:rPr>
         <w:t>Logs — A Critical Part of Troubleshooting</w:t>
       </w:r>
-      <w:bookmarkEnd w:id="42"/>
+      <w:bookmarkEnd w:id="43"/>
     </w:p>
     <w:p>
       <w:pPr>
@@ -11479,7 +12511,7 @@
           <w:szCs w:val="28"/>
         </w:rPr>
       </w:pPr>
-      <w:bookmarkStart w:id="43" w:name="_Toc242365877"/>
+      <w:bookmarkStart w:id="44" w:name="_Toc242439925"/>
       <w:r>
         <w:rPr>
           <w:sz w:val="28"/>
@@ -11487,7 +12519,7 @@
         </w:rPr>
         <w:t>Dedicated IP Addresses for iLO and iDRAC</w:t>
       </w:r>
-      <w:bookmarkEnd w:id="43"/>
+      <w:bookmarkEnd w:id="44"/>
     </w:p>
     <w:p>
       <w:pPr>
@@ -11732,7 +12764,7 @@
           <w:szCs w:val="28"/>
         </w:rPr>
       </w:pPr>
-      <w:bookmarkStart w:id="44" w:name="_Toc242365878"/>
+      <w:bookmarkStart w:id="45" w:name="_Toc242439926"/>
       <w:r>
         <w:rPr>
           <w:sz w:val="28"/>
@@ -11740,7 +12772,7 @@
         </w:rPr>
         <w:t>Management Network</w:t>
       </w:r>
-      <w:bookmarkEnd w:id="44"/>
+      <w:bookmarkEnd w:id="45"/>
     </w:p>
     <w:p>
       <w:pPr>
@@ -11803,154 +12835,13 @@
       <w:r>
         <w:rPr>
           <w:rFonts w:ascii="Times New Roman" w:eastAsia="Times New Roman" w:hAnsi="Times New Roman" w:cs="Times New Roman"/>
+          <w:noProof/>
         </w:rPr>
         <w:drawing>
           <wp:inline distT="0" distB="0" distL="0" distR="0" wp14:anchorId="55A39871" wp14:editId="4E40F227">
             <wp:extent cx="3055272" cy="1912191"/>
             <wp:effectExtent l="0" t="0" r="0" b="0"/>
             <wp:docPr id="22" name="Picture 22"/>
-            <wp:cNvGraphicFramePr>
-              <a:graphicFrameLocks xmlns:a="http://schemas.openxmlformats.org/drawingml/2006/main" noChangeAspect="1"/>
-            </wp:cNvGraphicFramePr>
-            <a:graphic xmlns:a="http://schemas.openxmlformats.org/drawingml/2006/main">
-              <a:graphicData uri="http://schemas.openxmlformats.org/drawingml/2006/picture">
-                <pic:pic xmlns:pic="http://schemas.openxmlformats.org/drawingml/2006/picture">
-                  <pic:nvPicPr>
-                    <pic:cNvPr id="1" name=""/>
-                    <pic:cNvPicPr/>
-                  </pic:nvPicPr>
-                  <pic:blipFill>
-                    <a:blip r:embed="rId13"/>
-                    <a:stretch>
-                      <a:fillRect/>
-                    </a:stretch>
-                  </pic:blipFill>
-                  <pic:spPr>
-                    <a:xfrm>
-                      <a:off x="0" y="0"/>
-                      <a:ext cx="3055272" cy="1912191"/>
-                    </a:xfrm>
-                    <a:prstGeom prst="rect">
-                      <a:avLst/>
-                    </a:prstGeom>
-                  </pic:spPr>
-                </pic:pic>
-              </a:graphicData>
-            </a:graphic>
-          </wp:inline>
-        </w:drawing>
-      </w:r>
-    </w:p>
-    <w:p>
-      <w:pPr>
-        <w:spacing w:after="0" w:line="240" w:lineRule="auto"/>
-        <w:jc w:val="center"/>
-        <w:rPr>
-          <w:rFonts w:ascii="Times New Roman" w:eastAsia="Times New Roman" w:hAnsi="Times New Roman" w:cs="Times New Roman"/>
-        </w:rPr>
-      </w:pPr>
-    </w:p>
-    <w:p>
-      <w:pPr>
-        <w:spacing w:after="0" w:line="240" w:lineRule="auto"/>
-        <w:jc w:val="both"/>
-        <w:rPr>
-          <w:rFonts w:ascii="Times New Roman" w:eastAsia="Times New Roman" w:hAnsi="Times New Roman" w:cs="Times New Roman"/>
-        </w:rPr>
-      </w:pPr>
-    </w:p>
-    <w:p>
-      <w:pPr>
-        <w:pStyle w:val="Heading2"/>
-        <w:rPr>
-          <w:sz w:val="28"/>
-          <w:szCs w:val="28"/>
-        </w:rPr>
-      </w:pPr>
-    </w:p>
-    <w:p>
-      <w:pPr>
-        <w:pStyle w:val="Heading2"/>
-        <w:rPr>
-          <w:sz w:val="28"/>
-          <w:szCs w:val="28"/>
-        </w:rPr>
-      </w:pPr>
-    </w:p>
-    <w:p>
-      <w:pPr>
-        <w:pStyle w:val="Heading2"/>
-        <w:rPr>
-          <w:sz w:val="28"/>
-          <w:szCs w:val="28"/>
-        </w:rPr>
-      </w:pPr>
-    </w:p>
-    <w:p>
-      <w:pPr>
-        <w:pStyle w:val="Heading2"/>
-        <w:rPr>
-          <w:sz w:val="28"/>
-          <w:szCs w:val="28"/>
-        </w:rPr>
-      </w:pPr>
-    </w:p>
-    <w:p>
-      <w:pPr>
-        <w:pStyle w:val="Heading2"/>
-        <w:rPr>
-          <w:sz w:val="28"/>
-          <w:szCs w:val="28"/>
-        </w:rPr>
-      </w:pPr>
-      <w:bookmarkStart w:id="45" w:name="_Toc242365879"/>
-      <w:r>
-        <w:rPr>
-          <w:sz w:val="28"/>
-          <w:szCs w:val="28"/>
-        </w:rPr>
-        <w:t>VMware with iLO / iDRAC</w:t>
-      </w:r>
-      <w:bookmarkEnd w:id="45"/>
-    </w:p>
-    <w:p>
-      <w:pPr>
-        <w:rPr>
-          <w:rFonts w:ascii="Times New Roman" w:hAnsi="Times New Roman" w:cs="Times New Roman"/>
-        </w:rPr>
-      </w:pPr>
-      <w:r>
-        <w:rPr>
-          <w:rFonts w:ascii="Times New Roman" w:hAnsi="Times New Roman" w:cs="Times New Roman"/>
-        </w:rPr>
-        <w:t>This scenario is critical for your upcoming Systems Engineer role.</w:t>
-      </w:r>
-    </w:p>
-    <w:p>
-      <w:pPr>
-        <w:rPr>
-          <w:rFonts w:ascii="Times New Roman" w:hAnsi="Times New Roman" w:cs="Times New Roman"/>
-          <w:b/>
-        </w:rPr>
-      </w:pPr>
-      <w:r>
-        <w:rPr>
-          <w:rFonts w:ascii="Times New Roman" w:hAnsi="Times New Roman" w:cs="Times New Roman"/>
-          <w:b/>
-        </w:rPr>
-        <w:t>Architecture Overview:</w:t>
-      </w:r>
-    </w:p>
-    <w:p>
-      <w:pPr>
-        <w:jc w:val="center"/>
-      </w:pPr>
-      <w:r>
-        <w:drawing>
-          <wp:inline distT="0" distB="0" distL="0" distR="0" wp14:anchorId="51C9ED1E" wp14:editId="2AD0CAC4">
-            <wp:extent cx="2815366" cy="1912191"/>
-            <wp:effectExtent l="0" t="0" r="4445" b="0"/>
-            <wp:docPr id="23" name="Picture 23"/>
             <wp:cNvGraphicFramePr>
               <a:graphicFrameLocks xmlns:a="http://schemas.openxmlformats.org/drawingml/2006/main" noChangeAspect="1"/>
             </wp:cNvGraphicFramePr>
@@ -11970,6 +12861,151 @@
                   <pic:spPr>
                     <a:xfrm>
                       <a:off x="0" y="0"/>
+                      <a:ext cx="3055272" cy="1912191"/>
+                    </a:xfrm>
+                    <a:prstGeom prst="rect">
+                      <a:avLst/>
+                    </a:prstGeom>
+                  </pic:spPr>
+                </pic:pic>
+              </a:graphicData>
+            </a:graphic>
+          </wp:inline>
+        </w:drawing>
+      </w:r>
+    </w:p>
+    <w:p>
+      <w:pPr>
+        <w:spacing w:after="0" w:line="240" w:lineRule="auto"/>
+        <w:jc w:val="center"/>
+        <w:rPr>
+          <w:rFonts w:ascii="Times New Roman" w:eastAsia="Times New Roman" w:hAnsi="Times New Roman" w:cs="Times New Roman"/>
+        </w:rPr>
+      </w:pPr>
+    </w:p>
+    <w:p>
+      <w:pPr>
+        <w:spacing w:after="0" w:line="240" w:lineRule="auto"/>
+        <w:jc w:val="both"/>
+        <w:rPr>
+          <w:rFonts w:ascii="Times New Roman" w:eastAsia="Times New Roman" w:hAnsi="Times New Roman" w:cs="Times New Roman"/>
+        </w:rPr>
+      </w:pPr>
+    </w:p>
+    <w:p>
+      <w:pPr>
+        <w:pStyle w:val="Heading2"/>
+        <w:rPr>
+          <w:sz w:val="28"/>
+          <w:szCs w:val="28"/>
+        </w:rPr>
+      </w:pPr>
+    </w:p>
+    <w:p>
+      <w:pPr>
+        <w:pStyle w:val="Heading2"/>
+        <w:rPr>
+          <w:sz w:val="28"/>
+          <w:szCs w:val="28"/>
+        </w:rPr>
+      </w:pPr>
+    </w:p>
+    <w:p>
+      <w:pPr>
+        <w:pStyle w:val="Heading2"/>
+        <w:rPr>
+          <w:sz w:val="28"/>
+          <w:szCs w:val="28"/>
+        </w:rPr>
+      </w:pPr>
+    </w:p>
+    <w:p>
+      <w:pPr>
+        <w:pStyle w:val="Heading2"/>
+        <w:rPr>
+          <w:sz w:val="28"/>
+          <w:szCs w:val="28"/>
+        </w:rPr>
+      </w:pPr>
+    </w:p>
+    <w:p>
+      <w:pPr>
+        <w:pStyle w:val="Heading2"/>
+        <w:rPr>
+          <w:sz w:val="28"/>
+          <w:szCs w:val="28"/>
+        </w:rPr>
+      </w:pPr>
+      <w:bookmarkStart w:id="46" w:name="_Toc242439927"/>
+      <w:r>
+        <w:rPr>
+          <w:sz w:val="28"/>
+          <w:szCs w:val="28"/>
+        </w:rPr>
+        <w:t>VMware with iLO / iDRAC</w:t>
+      </w:r>
+      <w:bookmarkEnd w:id="46"/>
+    </w:p>
+    <w:p>
+      <w:pPr>
+        <w:rPr>
+          <w:rFonts w:ascii="Times New Roman" w:hAnsi="Times New Roman" w:cs="Times New Roman"/>
+        </w:rPr>
+      </w:pPr>
+      <w:r>
+        <w:rPr>
+          <w:rFonts w:ascii="Times New Roman" w:hAnsi="Times New Roman" w:cs="Times New Roman"/>
+        </w:rPr>
+        <w:t>This scenario is critical for your upcoming Systems Engineer role.</w:t>
+      </w:r>
+    </w:p>
+    <w:p>
+      <w:pPr>
+        <w:rPr>
+          <w:rFonts w:ascii="Times New Roman" w:hAnsi="Times New Roman" w:cs="Times New Roman"/>
+          <w:b/>
+        </w:rPr>
+      </w:pPr>
+      <w:r>
+        <w:rPr>
+          <w:rFonts w:ascii="Times New Roman" w:hAnsi="Times New Roman" w:cs="Times New Roman"/>
+          <w:b/>
+        </w:rPr>
+        <w:t>Architecture Overview:</w:t>
+      </w:r>
+    </w:p>
+    <w:p>
+      <w:pPr>
+        <w:jc w:val="center"/>
+      </w:pPr>
+      <w:r>
+        <w:rPr>
+          <w:noProof/>
+        </w:rPr>
+        <w:drawing>
+          <wp:inline distT="0" distB="0" distL="0" distR="0" wp14:anchorId="51C9ED1E" wp14:editId="2AD0CAC4">
+            <wp:extent cx="2815366" cy="1912191"/>
+            <wp:effectExtent l="0" t="0" r="4445" b="0"/>
+            <wp:docPr id="23" name="Picture 23"/>
+            <wp:cNvGraphicFramePr>
+              <a:graphicFrameLocks xmlns:a="http://schemas.openxmlformats.org/drawingml/2006/main" noChangeAspect="1"/>
+            </wp:cNvGraphicFramePr>
+            <a:graphic xmlns:a="http://schemas.openxmlformats.org/drawingml/2006/main">
+              <a:graphicData uri="http://schemas.openxmlformats.org/drawingml/2006/picture">
+                <pic:pic xmlns:pic="http://schemas.openxmlformats.org/drawingml/2006/picture">
+                  <pic:nvPicPr>
+                    <pic:cNvPr id="1" name=""/>
+                    <pic:cNvPicPr/>
+                  </pic:nvPicPr>
+                  <pic:blipFill>
+                    <a:blip r:embed="rId15"/>
+                    <a:stretch>
+                      <a:fillRect/>
+                    </a:stretch>
+                  </pic:blipFill>
+                  <pic:spPr>
+                    <a:xfrm>
+                      <a:off x="0" y="0"/>
                       <a:ext cx="2815366" cy="1912191"/>
                     </a:xfrm>
                     <a:prstGeom prst="rect">
@@ -12005,6 +13041,7 @@
           <w:ilvl w:val="0"/>
           <w:numId w:val="41"/>
         </w:numPr>
+        <w:jc w:val="both"/>
         <w:rPr>
           <w:rFonts w:ascii="Times New Roman" w:hAnsi="Times New Roman" w:cs="Times New Roman"/>
         </w:rPr>
@@ -12023,6 +13060,7 @@
           <w:ilvl w:val="0"/>
           <w:numId w:val="41"/>
         </w:numPr>
+        <w:jc w:val="both"/>
         <w:rPr>
           <w:rFonts w:ascii="Times New Roman" w:hAnsi="Times New Roman" w:cs="Times New Roman"/>
         </w:rPr>
@@ -12041,6 +13079,7 @@
           <w:ilvl w:val="0"/>
           <w:numId w:val="41"/>
         </w:numPr>
+        <w:jc w:val="both"/>
         <w:rPr>
           <w:rFonts w:ascii="Times New Roman" w:hAnsi="Times New Roman" w:cs="Times New Roman"/>
         </w:rPr>
@@ -12061,7 +13100,7 @@
           <w:szCs w:val="24"/>
         </w:rPr>
       </w:pPr>
-      <w:bookmarkStart w:id="46" w:name="_Toc242365880"/>
+      <w:bookmarkStart w:id="47" w:name="_Toc242439928"/>
       <w:r>
         <w:rPr>
           <w:sz w:val="24"/>
@@ -12069,7 +13108,7 @@
         </w:rPr>
         <w:t>Out-of-Band Remediation via iLO:</w:t>
       </w:r>
-      <w:bookmarkEnd w:id="46"/>
+      <w:bookmarkEnd w:id="47"/>
     </w:p>
     <w:p>
       <w:pPr>
@@ -12078,6 +13117,7 @@
           <w:ilvl w:val="0"/>
           <w:numId w:val="40"/>
         </w:numPr>
+        <w:jc w:val="both"/>
         <w:rPr>
           <w:rFonts w:ascii="Times New Roman" w:hAnsi="Times New Roman" w:cs="Times New Roman"/>
         </w:rPr>
@@ -12096,6 +13136,7 @@
           <w:ilvl w:val="0"/>
           <w:numId w:val="40"/>
         </w:numPr>
+        <w:jc w:val="both"/>
         <w:rPr>
           <w:rFonts w:ascii="Times New Roman" w:hAnsi="Times New Roman" w:cs="Times New Roman"/>
         </w:rPr>
@@ -12114,6 +13155,7 @@
           <w:ilvl w:val="0"/>
           <w:numId w:val="40"/>
         </w:numPr>
+        <w:jc w:val="both"/>
         <w:rPr>
           <w:rFonts w:ascii="Times New Roman" w:hAnsi="Times New Roman" w:cs="Times New Roman"/>
         </w:rPr>
@@ -12132,6 +13174,7 @@
           <w:ilvl w:val="0"/>
           <w:numId w:val="40"/>
         </w:numPr>
+        <w:jc w:val="both"/>
         <w:rPr>
           <w:rFonts w:ascii="Times New Roman" w:hAnsi="Times New Roman" w:cs="Times New Roman"/>
         </w:rPr>
@@ -12145,6 +13188,7 @@
     </w:p>
     <w:p>
       <w:pPr>
+        <w:jc w:val="both"/>
         <w:rPr>
           <w:rFonts w:ascii="Times New Roman" w:hAnsi="Times New Roman" w:cs="Times New Roman"/>
         </w:rPr>
@@ -12162,18 +13206,1036 @@
           <w:rFonts w:ascii="Times New Roman" w:hAnsi="Times New Roman" w:cs="Times New Roman"/>
         </w:rPr>
       </w:pPr>
-      <w:bookmarkStart w:id="47" w:name="_GoBack"/>
-      <w:bookmarkEnd w:id="47"/>
+    </w:p>
+    <w:p>
+      <w:pPr>
+        <w:pStyle w:val="Heading1"/>
+        <w:rPr>
+          <w:rFonts w:ascii="Times New Roman" w:hAnsi="Times New Roman" w:cs="Times New Roman"/>
+          <w:b/>
+        </w:rPr>
+      </w:pPr>
+    </w:p>
+    <w:p/>
+    <w:p/>
+    <w:p/>
+    <w:p>
+      <w:pPr>
+        <w:pStyle w:val="Heading1"/>
+        <w:rPr>
+          <w:rFonts w:ascii="Times New Roman" w:hAnsi="Times New Roman" w:cs="Times New Roman"/>
+          <w:b/>
+        </w:rPr>
+      </w:pPr>
+      <w:bookmarkStart w:id="48" w:name="_Toc242439929"/>
+      <w:r>
+        <w:rPr>
+          <w:rFonts w:ascii="Times New Roman" w:hAnsi="Times New Roman" w:cs="Times New Roman"/>
+          <w:b/>
+        </w:rPr>
+        <w:t>Activity 1: Data Centre Components</w:t>
+      </w:r>
+      <w:bookmarkEnd w:id="48"/>
+    </w:p>
+    <w:p>
+      <w:pPr>
+        <w:pStyle w:val="Heading2"/>
+        <w:rPr>
+          <w:sz w:val="28"/>
+          <w:szCs w:val="28"/>
+        </w:rPr>
+      </w:pPr>
+      <w:bookmarkStart w:id="49" w:name="_Toc242439930"/>
+      <w:r>
+        <w:rPr>
+          <w:sz w:val="28"/>
+          <w:szCs w:val="28"/>
+        </w:rPr>
+        <w:t>Rack M</w:t>
+      </w:r>
+      <w:r>
+        <w:rPr>
+          <w:sz w:val="28"/>
+          <w:szCs w:val="28"/>
+        </w:rPr>
+        <w:t>anifold</w:t>
+      </w:r>
+      <w:bookmarkEnd w:id="49"/>
+    </w:p>
+    <w:p>
+      <w:pPr>
+        <w:jc w:val="center"/>
+      </w:pPr>
+      <w:r>
+        <w:rPr>
+          <w:noProof/>
+        </w:rPr>
+        <w:drawing>
+          <wp:inline distT="0" distB="0" distL="0" distR="0">
+            <wp:extent cx="4762500" cy="4762500"/>
+            <wp:effectExtent l="0" t="0" r="0" b="0"/>
+            <wp:docPr id="2" name="Picture 2"/>
+            <wp:cNvGraphicFramePr>
+              <a:graphicFrameLocks xmlns:a="http://schemas.openxmlformats.org/drawingml/2006/main" noChangeAspect="1"/>
+            </wp:cNvGraphicFramePr>
+            <a:graphic xmlns:a="http://schemas.openxmlformats.org/drawingml/2006/main">
+              <a:graphicData uri="http://schemas.openxmlformats.org/drawingml/2006/picture">
+                <pic:pic xmlns:pic="http://schemas.openxmlformats.org/drawingml/2006/picture">
+                  <pic:nvPicPr>
+                    <pic:cNvPr id="2" name="Rackm Manifold.jpg"/>
+                    <pic:cNvPicPr/>
+                  </pic:nvPicPr>
+                  <pic:blipFill>
+                    <a:blip r:embed="rId16">
+                      <a:extLst>
+                        <a:ext uri="{28A0092B-C50C-407E-A947-70E740481C1C}">
+                          <a14:useLocalDpi xmlns:a14="http://schemas.microsoft.com/office/drawing/2010/main" val="0"/>
+                        </a:ext>
+                      </a:extLst>
+                    </a:blip>
+                    <a:stretch>
+                      <a:fillRect/>
+                    </a:stretch>
+                  </pic:blipFill>
+                  <pic:spPr>
+                    <a:xfrm>
+                      <a:off x="0" y="0"/>
+                      <a:ext cx="4762500" cy="4762500"/>
+                    </a:xfrm>
+                    <a:prstGeom prst="rect">
+                      <a:avLst/>
+                    </a:prstGeom>
+                  </pic:spPr>
+                </pic:pic>
+              </a:graphicData>
+            </a:graphic>
+          </wp:inline>
+        </w:drawing>
+      </w:r>
+    </w:p>
+    <w:p>
+      <w:pPr>
+        <w:jc w:val="center"/>
+        <w:rPr>
+          <w:rFonts w:ascii="Times New Roman" w:hAnsi="Times New Roman" w:cs="Times New Roman"/>
+          <w:b/>
+          <w:i/>
+        </w:rPr>
+      </w:pPr>
+      <w:r>
+        <w:rPr>
+          <w:rFonts w:ascii="Times New Roman" w:hAnsi="Times New Roman" w:cs="Times New Roman"/>
+          <w:b/>
+          <w:i/>
+        </w:rPr>
+        <w:t>Figure. Rack Manifold</w:t>
+      </w:r>
+    </w:p>
+    <w:p>
+      <w:pPr>
+        <w:pStyle w:val="Heading2"/>
+        <w:rPr>
+          <w:sz w:val="28"/>
+          <w:szCs w:val="28"/>
+        </w:rPr>
+      </w:pPr>
+    </w:p>
+    <w:p>
+      <w:pPr>
+        <w:jc w:val="both"/>
+        <w:rPr>
+          <w:rFonts w:ascii="Times New Roman" w:hAnsi="Times New Roman" w:cs="Times New Roman"/>
+        </w:rPr>
+      </w:pPr>
+      <w:r>
+        <w:rPr>
+          <w:rFonts w:ascii="Times New Roman" w:hAnsi="Times New Roman" w:cs="Times New Roman"/>
+        </w:rPr>
+        <w:t xml:space="preserve">A </w:t>
+      </w:r>
+      <w:r>
+        <w:rPr>
+          <w:rStyle w:val="w6asjqtextbase"/>
+          <w:rFonts w:ascii="Times New Roman" w:eastAsiaTheme="majorEastAsia" w:hAnsi="Times New Roman" w:cs="Times New Roman"/>
+          <w:b/>
+        </w:rPr>
+        <w:t>Rack Manifold</w:t>
+      </w:r>
+      <w:r>
+        <w:rPr>
+          <w:rFonts w:ascii="Times New Roman" w:hAnsi="Times New Roman" w:cs="Times New Roman"/>
+        </w:rPr>
+        <w:t xml:space="preserve"> is a piping assembly installed in or near a server rack that distributes cooling liquid to multiple servers or cooling components and collects the heated liquid for return to the cooling system. It is commonly used in liquid-cooled data centers to ensure efficient and controlled heat removal from IT equipment.</w:t>
+      </w:r>
+    </w:p>
+    <w:p>
+      <w:pPr>
+        <w:pStyle w:val="Heading2"/>
+        <w:rPr>
+          <w:sz w:val="28"/>
+          <w:szCs w:val="28"/>
+        </w:rPr>
+      </w:pPr>
+      <w:bookmarkStart w:id="50" w:name="_Toc242439931"/>
+      <w:r>
+        <w:rPr>
+          <w:sz w:val="28"/>
+          <w:szCs w:val="28"/>
+        </w:rPr>
+        <w:t>CDU</w:t>
+      </w:r>
+      <w:bookmarkEnd w:id="50"/>
+    </w:p>
+    <w:p>
+      <w:pPr>
+        <w:jc w:val="both"/>
+        <w:rPr>
+          <w:rFonts w:ascii="Times New Roman" w:hAnsi="Times New Roman" w:cs="Times New Roman"/>
+        </w:rPr>
+      </w:pPr>
+      <w:r>
+        <w:rPr>
+          <w:rFonts w:ascii="Times New Roman" w:hAnsi="Times New Roman" w:cs="Times New Roman"/>
+        </w:rPr>
+        <w:t xml:space="preserve">A </w:t>
+      </w:r>
+      <w:r>
+        <w:rPr>
+          <w:rStyle w:val="w6asjqtextbase"/>
+          <w:rFonts w:ascii="Times New Roman" w:hAnsi="Times New Roman" w:cs="Times New Roman"/>
+          <w:b/>
+        </w:rPr>
+        <w:t>Coolant Distribution Unit (CDU)</w:t>
+      </w:r>
+      <w:r>
+        <w:rPr>
+          <w:rFonts w:ascii="Times New Roman" w:hAnsi="Times New Roman" w:cs="Times New Roman"/>
+        </w:rPr>
+        <w:t xml:space="preserve"> is a cooling system component used in liquid-cooled data centers to circulate and regulate coolant flow between the cooling infrastructure and IT equipment, such as GPU servers. It typically uses pumps, heat exchangers, and monitoring controls to manage coolant circulation and transfer heat from the server cooling loop to a facility cooling system, helping maintain safe operating temperatures for the equipment.</w:t>
+      </w:r>
+    </w:p>
+    <w:p>
+      <w:pPr>
+        <w:jc w:val="center"/>
+      </w:pPr>
+      <w:r>
+        <w:rPr>
+          <w:noProof/>
+        </w:rPr>
+        <w:drawing>
+          <wp:inline distT="0" distB="0" distL="0" distR="0">
+            <wp:extent cx="5437163" cy="3962400"/>
+            <wp:effectExtent l="0" t="0" r="0" b="0"/>
+            <wp:docPr id="6" name="Picture 6"/>
+            <wp:cNvGraphicFramePr>
+              <a:graphicFrameLocks xmlns:a="http://schemas.openxmlformats.org/drawingml/2006/main" noChangeAspect="1"/>
+            </wp:cNvGraphicFramePr>
+            <a:graphic xmlns:a="http://schemas.openxmlformats.org/drawingml/2006/main">
+              <a:graphicData uri="http://schemas.openxmlformats.org/drawingml/2006/picture">
+                <pic:pic xmlns:pic="http://schemas.openxmlformats.org/drawingml/2006/picture">
+                  <pic:nvPicPr>
+                    <pic:cNvPr id="6" name="Coolant Distribution Unit .jpg"/>
+                    <pic:cNvPicPr/>
+                  </pic:nvPicPr>
+                  <pic:blipFill>
+                    <a:blip r:embed="rId17">
+                      <a:extLst>
+                        <a:ext uri="{28A0092B-C50C-407E-A947-70E740481C1C}">
+                          <a14:useLocalDpi xmlns:a14="http://schemas.microsoft.com/office/drawing/2010/main" val="0"/>
+                        </a:ext>
+                      </a:extLst>
+                    </a:blip>
+                    <a:stretch>
+                      <a:fillRect/>
+                    </a:stretch>
+                  </pic:blipFill>
+                  <pic:spPr>
+                    <a:xfrm>
+                      <a:off x="0" y="0"/>
+                      <a:ext cx="5439243" cy="3963916"/>
+                    </a:xfrm>
+                    <a:prstGeom prst="rect">
+                      <a:avLst/>
+                    </a:prstGeom>
+                  </pic:spPr>
+                </pic:pic>
+              </a:graphicData>
+            </a:graphic>
+          </wp:inline>
+        </w:drawing>
+      </w:r>
+    </w:p>
+    <w:p>
+      <w:pPr>
+        <w:jc w:val="center"/>
+        <w:rPr>
+          <w:rStyle w:val="w6asjqtextbase"/>
+          <w:rFonts w:ascii="Times New Roman" w:hAnsi="Times New Roman" w:cs="Times New Roman"/>
+          <w:b/>
+          <w:i/>
+        </w:rPr>
+      </w:pPr>
+      <w:r>
+        <w:rPr>
+          <w:rFonts w:ascii="Times New Roman" w:hAnsi="Times New Roman" w:cs="Times New Roman"/>
+          <w:b/>
+          <w:i/>
+        </w:rPr>
+        <w:t xml:space="preserve">Figure. </w:t>
+      </w:r>
+      <w:r>
+        <w:rPr>
+          <w:rStyle w:val="w6asjqtextbase"/>
+          <w:rFonts w:ascii="Times New Roman" w:hAnsi="Times New Roman" w:cs="Times New Roman"/>
+          <w:b/>
+          <w:i/>
+        </w:rPr>
+        <w:t>Coolant Distribution Unit</w:t>
+      </w:r>
+    </w:p>
+    <w:p>
+      <w:pPr>
+        <w:jc w:val="center"/>
+        <w:rPr>
+          <w:rStyle w:val="w6asjqtextbase"/>
+          <w:rFonts w:ascii="Times New Roman" w:hAnsi="Times New Roman" w:cs="Times New Roman"/>
+          <w:b/>
+          <w:i/>
+        </w:rPr>
+      </w:pPr>
+    </w:p>
+    <w:p>
+      <w:pPr>
+        <w:jc w:val="both"/>
+        <w:rPr>
+          <w:rFonts w:ascii="Times New Roman" w:hAnsi="Times New Roman" w:cs="Times New Roman"/>
+        </w:rPr>
+      </w:pPr>
+      <w:r>
+        <w:rPr>
+          <w:rFonts w:ascii="Times New Roman" w:hAnsi="Times New Roman" w:cs="Times New Roman"/>
+        </w:rPr>
+        <w:t xml:space="preserve">A </w:t>
+      </w:r>
+      <w:r>
+        <w:rPr>
+          <w:rStyle w:val="w6asjqtextbase"/>
+          <w:rFonts w:ascii="Times New Roman" w:hAnsi="Times New Roman" w:cs="Times New Roman"/>
+        </w:rPr>
+        <w:t>Coolant Distribution Unit (CDU)</w:t>
+      </w:r>
+      <w:r>
+        <w:rPr>
+          <w:rFonts w:ascii="Times New Roman" w:hAnsi="Times New Roman" w:cs="Times New Roman"/>
+        </w:rPr>
+        <w:t xml:space="preserve"> is a cooling system component used in liquid-cooled data centers to circulate and regulate coolant flow between the cooling infrastructure and IT equipment, such as GPU servers. It typically uses pumps, heat exchangers, and monitoring controls to manage coolant circulation and transfer heat from the server cooling loop to a facility cooling system, helping maintain safe operating temperatures for the equipment.</w:t>
+      </w:r>
+    </w:p>
+    <w:p>
+      <w:pPr>
+        <w:jc w:val="both"/>
+        <w:rPr>
+          <w:rFonts w:ascii="Times New Roman" w:hAnsi="Times New Roman" w:cs="Times New Roman"/>
+        </w:rPr>
+      </w:pPr>
+    </w:p>
+    <w:p>
+      <w:pPr>
+        <w:jc w:val="both"/>
+        <w:rPr>
+          <w:rFonts w:ascii="Times New Roman" w:hAnsi="Times New Roman" w:cs="Times New Roman"/>
+        </w:rPr>
+      </w:pPr>
+    </w:p>
+    <w:p>
+      <w:pPr>
+        <w:jc w:val="both"/>
+        <w:rPr>
+          <w:rFonts w:ascii="Times New Roman" w:hAnsi="Times New Roman" w:cs="Times New Roman"/>
+        </w:rPr>
+      </w:pPr>
+    </w:p>
+    <w:p>
+      <w:pPr>
+        <w:jc w:val="both"/>
+        <w:rPr>
+          <w:rFonts w:ascii="Times New Roman" w:hAnsi="Times New Roman" w:cs="Times New Roman"/>
+        </w:rPr>
+      </w:pPr>
+    </w:p>
+    <w:p>
+      <w:pPr>
+        <w:jc w:val="both"/>
+        <w:rPr>
+          <w:rFonts w:ascii="Times New Roman" w:hAnsi="Times New Roman" w:cs="Times New Roman"/>
+        </w:rPr>
+      </w:pPr>
+    </w:p>
+    <w:p>
+      <w:pPr>
+        <w:pStyle w:val="Heading2"/>
+        <w:rPr>
+          <w:sz w:val="28"/>
+          <w:szCs w:val="28"/>
+        </w:rPr>
+      </w:pPr>
+      <w:bookmarkStart w:id="51" w:name="_Toc242439932"/>
+      <w:r>
+        <w:rPr>
+          <w:sz w:val="28"/>
+          <w:szCs w:val="28"/>
+        </w:rPr>
+        <w:t>How to Connect a CDU, Rack Manifold, and GPU Servers</w:t>
+      </w:r>
+      <w:bookmarkEnd w:id="51"/>
+    </w:p>
+    <w:p>
+      <w:pPr>
+        <w:jc w:val="both"/>
+        <w:rPr>
+          <w:rFonts w:ascii="Times New Roman" w:hAnsi="Times New Roman" w:cs="Times New Roman"/>
+        </w:rPr>
+      </w:pPr>
+    </w:p>
+    <w:p>
+      <w:pPr>
+        <w:jc w:val="center"/>
+        <w:rPr>
+          <w:rFonts w:ascii="Times New Roman" w:hAnsi="Times New Roman" w:cs="Times New Roman"/>
+        </w:rPr>
+      </w:pPr>
+      <w:r>
+        <w:rPr>
+          <w:rFonts w:ascii="Times New Roman" w:hAnsi="Times New Roman" w:cs="Times New Roman"/>
+        </w:rPr>
+        <w:drawing>
+          <wp:inline distT="0" distB="0" distL="0" distR="0" wp14:anchorId="5694BA57" wp14:editId="59CDE265">
+            <wp:extent cx="4960407" cy="4233634"/>
+            <wp:effectExtent l="0" t="0" r="0" b="0"/>
+            <wp:docPr id="7" name="Picture 7"/>
+            <wp:cNvGraphicFramePr>
+              <a:graphicFrameLocks xmlns:a="http://schemas.openxmlformats.org/drawingml/2006/main" noChangeAspect="1"/>
+            </wp:cNvGraphicFramePr>
+            <a:graphic xmlns:a="http://schemas.openxmlformats.org/drawingml/2006/main">
+              <a:graphicData uri="http://schemas.openxmlformats.org/drawingml/2006/picture">
+                <pic:pic xmlns:pic="http://schemas.openxmlformats.org/drawingml/2006/picture">
+                  <pic:nvPicPr>
+                    <pic:cNvPr id="1" name=""/>
+                    <pic:cNvPicPr/>
+                  </pic:nvPicPr>
+                  <pic:blipFill>
+                    <a:blip r:embed="rId18"/>
+                    <a:stretch>
+                      <a:fillRect/>
+                    </a:stretch>
+                  </pic:blipFill>
+                  <pic:spPr>
+                    <a:xfrm>
+                      <a:off x="0" y="0"/>
+                      <a:ext cx="4960407" cy="4233634"/>
+                    </a:xfrm>
+                    <a:prstGeom prst="rect">
+                      <a:avLst/>
+                    </a:prstGeom>
+                  </pic:spPr>
+                </pic:pic>
+              </a:graphicData>
+            </a:graphic>
+          </wp:inline>
+        </w:drawing>
+      </w:r>
+    </w:p>
+    <w:p>
+      <w:pPr>
+        <w:jc w:val="center"/>
+        <w:rPr>
+          <w:rFonts w:ascii="Times New Roman" w:hAnsi="Times New Roman" w:cs="Times New Roman"/>
+        </w:rPr>
+      </w:pPr>
+      <w:r>
+        <w:rPr>
+          <w:rFonts w:ascii="Times New Roman" w:hAnsi="Times New Roman" w:cs="Times New Roman"/>
+          <w:noProof/>
+        </w:rPr>
+        <w:drawing>
+          <wp:inline distT="0" distB="0" distL="0" distR="0">
+            <wp:extent cx="5943600" cy="3823970"/>
+            <wp:effectExtent l="0" t="0" r="0" b="5080"/>
+            <wp:docPr id="8" name="Picture 8"/>
+            <wp:cNvGraphicFramePr>
+              <a:graphicFrameLocks xmlns:a="http://schemas.openxmlformats.org/drawingml/2006/main" noChangeAspect="1"/>
+            </wp:cNvGraphicFramePr>
+            <a:graphic xmlns:a="http://schemas.openxmlformats.org/drawingml/2006/main">
+              <a:graphicData uri="http://schemas.openxmlformats.org/drawingml/2006/picture">
+                <pic:pic xmlns:pic="http://schemas.openxmlformats.org/drawingml/2006/picture">
+                  <pic:nvPicPr>
+                    <pic:cNvPr id="8" name="cooling_distribution_process.jpg"/>
+                    <pic:cNvPicPr/>
+                  </pic:nvPicPr>
+                  <pic:blipFill>
+                    <a:blip r:embed="rId19">
+                      <a:extLst>
+                        <a:ext uri="{28A0092B-C50C-407E-A947-70E740481C1C}">
+                          <a14:useLocalDpi xmlns:a14="http://schemas.microsoft.com/office/drawing/2010/main" val="0"/>
+                        </a:ext>
+                      </a:extLst>
+                    </a:blip>
+                    <a:stretch>
+                      <a:fillRect/>
+                    </a:stretch>
+                  </pic:blipFill>
+                  <pic:spPr>
+                    <a:xfrm>
+                      <a:off x="0" y="0"/>
+                      <a:ext cx="5943600" cy="3823970"/>
+                    </a:xfrm>
+                    <a:prstGeom prst="rect">
+                      <a:avLst/>
+                    </a:prstGeom>
+                  </pic:spPr>
+                </pic:pic>
+              </a:graphicData>
+            </a:graphic>
+          </wp:inline>
+        </w:drawing>
+      </w:r>
     </w:p>
     <w:p>
       <w:pPr>
         <w:pStyle w:val="Heading2"/>
         <w:jc w:val="both"/>
-        <w:rPr>
-          <w:sz w:val="24"/>
-          <w:szCs w:val="24"/>
-        </w:rPr>
-      </w:pPr>
+      </w:pPr>
+      <w:bookmarkStart w:id="52" w:name="_Toc242439933"/>
+      <w:r>
+        <w:t>Step-by-step connection process</w:t>
+      </w:r>
+      <w:bookmarkEnd w:id="52"/>
+    </w:p>
+    <w:p>
+      <w:pPr>
+        <w:pStyle w:val="Heading3"/>
+        <w:jc w:val="both"/>
+      </w:pPr>
+      <w:bookmarkStart w:id="53" w:name="_Toc242439934"/>
+      <w:r>
+        <w:t>Step 1: Connect the CDU to the cooling infrastructure</w:t>
+      </w:r>
+      <w:bookmarkEnd w:id="53"/>
+    </w:p>
+    <w:p>
+      <w:pPr>
+        <w:jc w:val="both"/>
+        <w:rPr>
+          <w:rFonts w:ascii="Times New Roman" w:hAnsi="Times New Roman" w:cs="Times New Roman"/>
+        </w:rPr>
+      </w:pPr>
+      <w:r>
+        <w:rPr>
+          <w:rFonts w:ascii="Times New Roman" w:hAnsi="Times New Roman" w:cs="Times New Roman"/>
+        </w:rPr>
+        <w:t>The CDU typically has two separate circuits:</w:t>
+      </w:r>
+    </w:p>
+    <w:p>
+      <w:pPr>
+        <w:numPr>
+          <w:ilvl w:val="0"/>
+          <w:numId w:val="42"/>
+        </w:numPr>
+        <w:spacing w:before="100" w:beforeAutospacing="1" w:after="100" w:afterAutospacing="1" w:line="240" w:lineRule="auto"/>
+        <w:jc w:val="both"/>
+        <w:rPr>
+          <w:rFonts w:ascii="Times New Roman" w:hAnsi="Times New Roman" w:cs="Times New Roman"/>
+        </w:rPr>
+      </w:pPr>
+      <w:r>
+        <w:rPr>
+          <w:rStyle w:val="w6asjqtextbase1"/>
+          <w:rFonts w:ascii="Times New Roman" w:hAnsi="Times New Roman" w:cs="Times New Roman"/>
+        </w:rPr>
+        <w:t>Facility water circuit:</w:t>
+      </w:r>
+      <w:r>
+        <w:rPr>
+          <w:rFonts w:ascii="Times New Roman" w:hAnsi="Times New Roman" w:cs="Times New Roman"/>
+        </w:rPr>
+        <w:t xml:space="preserve"> Connects the CDU to the building's approved cooling-water infrastructure.</w:t>
+      </w:r>
+    </w:p>
+    <w:p>
+      <w:pPr>
+        <w:numPr>
+          <w:ilvl w:val="0"/>
+          <w:numId w:val="42"/>
+        </w:numPr>
+        <w:spacing w:before="100" w:beforeAutospacing="1" w:after="100" w:afterAutospacing="1" w:line="240" w:lineRule="auto"/>
+        <w:jc w:val="both"/>
+        <w:rPr>
+          <w:rFonts w:ascii="Times New Roman" w:hAnsi="Times New Roman" w:cs="Times New Roman"/>
+        </w:rPr>
+      </w:pPr>
+      <w:r>
+        <w:rPr>
+          <w:rStyle w:val="w6asjqtextbase1"/>
+          <w:rFonts w:ascii="Times New Roman" w:hAnsi="Times New Roman" w:cs="Times New Roman"/>
+        </w:rPr>
+        <w:t>Technology cooling circuit (TCS):</w:t>
+      </w:r>
+      <w:r>
+        <w:rPr>
+          <w:rFonts w:ascii="Times New Roman" w:hAnsi="Times New Roman" w:cs="Times New Roman"/>
+        </w:rPr>
+        <w:t xml:space="preserve"> Circulates coolant between the CDU and the GPU servers.</w:t>
+      </w:r>
+    </w:p>
+    <w:p>
+      <w:pPr>
+        <w:jc w:val="both"/>
+        <w:rPr>
+          <w:rFonts w:ascii="Times New Roman" w:hAnsi="Times New Roman" w:cs="Times New Roman"/>
+        </w:rPr>
+      </w:pPr>
+      <w:r>
+        <w:rPr>
+          <w:rFonts w:ascii="Times New Roman" w:hAnsi="Times New Roman" w:cs="Times New Roman"/>
+        </w:rPr>
+        <w:t>In a typical liquid-to-liquid CDU, the heat exchanger transfers heat between these circuits without mixing their liquids.</w:t>
+      </w:r>
+    </w:p>
+    <w:p>
+      <w:pPr>
+        <w:pStyle w:val="Heading3"/>
+        <w:jc w:val="both"/>
+      </w:pPr>
+      <w:bookmarkStart w:id="54" w:name="_Toc242439935"/>
+      <w:r>
+        <w:t>Step 2: Connect the CDU to the rack manifold</w:t>
+      </w:r>
+      <w:bookmarkEnd w:id="54"/>
+    </w:p>
+    <w:p>
+      <w:pPr>
+        <w:jc w:val="both"/>
+        <w:rPr>
+          <w:rFonts w:ascii="Times New Roman" w:hAnsi="Times New Roman" w:cs="Times New Roman"/>
+        </w:rPr>
+      </w:pPr>
+      <w:r>
+        <w:rPr>
+          <w:rFonts w:ascii="Times New Roman" w:hAnsi="Times New Roman" w:cs="Times New Roman"/>
+        </w:rPr>
+        <w:t>The CDU's technology cooling circuit has two main connections:</w:t>
+      </w:r>
+    </w:p>
+    <w:p>
+      <w:pPr>
+        <w:numPr>
+          <w:ilvl w:val="0"/>
+          <w:numId w:val="43"/>
+        </w:numPr>
+        <w:spacing w:before="100" w:beforeAutospacing="1" w:after="100" w:afterAutospacing="1" w:line="240" w:lineRule="auto"/>
+        <w:jc w:val="both"/>
+        <w:rPr>
+          <w:rFonts w:ascii="Times New Roman" w:hAnsi="Times New Roman" w:cs="Times New Roman"/>
+        </w:rPr>
+      </w:pPr>
+      <w:r>
+        <w:rPr>
+          <w:rStyle w:val="w6asjqtextbase1"/>
+          <w:rFonts w:ascii="Times New Roman" w:hAnsi="Times New Roman" w:cs="Times New Roman"/>
+        </w:rPr>
+        <w:t>Coolant Supply Outlet:</w:t>
+      </w:r>
+      <w:r>
+        <w:rPr>
+          <w:rFonts w:ascii="Times New Roman" w:hAnsi="Times New Roman" w:cs="Times New Roman"/>
+        </w:rPr>
+        <w:t xml:space="preserve"> Connect this to the rack manifold's supply inlet.</w:t>
+      </w:r>
+    </w:p>
+    <w:p>
+      <w:pPr>
+        <w:numPr>
+          <w:ilvl w:val="0"/>
+          <w:numId w:val="43"/>
+        </w:numPr>
+        <w:spacing w:before="100" w:beforeAutospacing="1" w:after="100" w:afterAutospacing="1" w:line="240" w:lineRule="auto"/>
+        <w:jc w:val="both"/>
+        <w:rPr>
+          <w:rFonts w:ascii="Times New Roman" w:hAnsi="Times New Roman" w:cs="Times New Roman"/>
+        </w:rPr>
+      </w:pPr>
+      <w:r>
+        <w:rPr>
+          <w:rStyle w:val="w6asjqtextbase1"/>
+          <w:rFonts w:ascii="Times New Roman" w:hAnsi="Times New Roman" w:cs="Times New Roman"/>
+        </w:rPr>
+        <w:t>Coolant Return Inlet:</w:t>
+      </w:r>
+      <w:r>
+        <w:rPr>
+          <w:rFonts w:ascii="Times New Roman" w:hAnsi="Times New Roman" w:cs="Times New Roman"/>
+        </w:rPr>
+        <w:t xml:space="preserve"> Connect this to the rack manifold's return outlet.</w:t>
+      </w:r>
+    </w:p>
+    <w:p>
+      <w:pPr>
+        <w:jc w:val="both"/>
+        <w:rPr>
+          <w:rFonts w:ascii="Times New Roman" w:hAnsi="Times New Roman" w:cs="Times New Roman"/>
+        </w:rPr>
+      </w:pPr>
+      <w:r>
+        <w:rPr>
+          <w:rFonts w:ascii="Times New Roman" w:hAnsi="Times New Roman" w:cs="Times New Roman"/>
+        </w:rPr>
+        <w:t>Use compatible pipes or hoses, fittings, valves, and quick-disconnect couplings specified by the equipment manufacturer.</w:t>
+      </w:r>
+    </w:p>
+    <w:p>
+      <w:pPr>
+        <w:pStyle w:val="Heading3"/>
+        <w:jc w:val="both"/>
+      </w:pPr>
+    </w:p>
+    <w:p>
+      <w:pPr>
+        <w:pStyle w:val="Heading3"/>
+        <w:jc w:val="both"/>
+      </w:pPr>
+      <w:bookmarkStart w:id="55" w:name="_Toc242439936"/>
+      <w:r>
+        <w:t>Step 3: Connect the rack manifold to the GPU servers</w:t>
+      </w:r>
+      <w:bookmarkEnd w:id="55"/>
+    </w:p>
+    <w:p>
+      <w:pPr>
+        <w:jc w:val="both"/>
+        <w:rPr>
+          <w:rFonts w:ascii="Times New Roman" w:hAnsi="Times New Roman" w:cs="Times New Roman"/>
+        </w:rPr>
+      </w:pPr>
+      <w:r>
+        <w:rPr>
+          <w:rFonts w:ascii="Times New Roman" w:hAnsi="Times New Roman" w:cs="Times New Roman"/>
+        </w:rPr>
+        <w:t>The rack manifold normally has a supply header and a return header, with branches for individual servers.</w:t>
+      </w:r>
+    </w:p>
+    <w:p>
+      <w:pPr>
+        <w:numPr>
+          <w:ilvl w:val="0"/>
+          <w:numId w:val="44"/>
+        </w:numPr>
+        <w:spacing w:before="100" w:beforeAutospacing="1" w:after="100" w:afterAutospacing="1" w:line="240" w:lineRule="auto"/>
+        <w:jc w:val="both"/>
+        <w:rPr>
+          <w:rFonts w:ascii="Times New Roman" w:hAnsi="Times New Roman" w:cs="Times New Roman"/>
+        </w:rPr>
+      </w:pPr>
+      <w:r>
+        <w:rPr>
+          <w:rFonts w:ascii="Times New Roman" w:hAnsi="Times New Roman" w:cs="Times New Roman"/>
+        </w:rPr>
+        <w:t xml:space="preserve">Connect each server's designated </w:t>
+      </w:r>
+      <w:r>
+        <w:rPr>
+          <w:rStyle w:val="w6asjqtextbase1"/>
+          <w:rFonts w:ascii="Times New Roman" w:hAnsi="Times New Roman" w:cs="Times New Roman"/>
+        </w:rPr>
+        <w:t>coolant inlet</w:t>
+      </w:r>
+      <w:r>
+        <w:rPr>
+          <w:rFonts w:ascii="Times New Roman" w:hAnsi="Times New Roman" w:cs="Times New Roman"/>
+        </w:rPr>
+        <w:t xml:space="preserve"> to a supply branch.</w:t>
+      </w:r>
+    </w:p>
+    <w:p>
+      <w:pPr>
+        <w:numPr>
+          <w:ilvl w:val="0"/>
+          <w:numId w:val="44"/>
+        </w:numPr>
+        <w:spacing w:before="100" w:beforeAutospacing="1" w:after="100" w:afterAutospacing="1" w:line="240" w:lineRule="auto"/>
+        <w:jc w:val="both"/>
+        <w:rPr>
+          <w:rFonts w:ascii="Times New Roman" w:hAnsi="Times New Roman" w:cs="Times New Roman"/>
+        </w:rPr>
+      </w:pPr>
+      <w:r>
+        <w:rPr>
+          <w:rFonts w:ascii="Times New Roman" w:hAnsi="Times New Roman" w:cs="Times New Roman"/>
+        </w:rPr>
+        <w:t xml:space="preserve">Connect each server's designated </w:t>
+      </w:r>
+      <w:r>
+        <w:rPr>
+          <w:rStyle w:val="w6asjqtextbase1"/>
+          <w:rFonts w:ascii="Times New Roman" w:hAnsi="Times New Roman" w:cs="Times New Roman"/>
+        </w:rPr>
+        <w:t>coolant outlet</w:t>
+      </w:r>
+      <w:r>
+        <w:rPr>
+          <w:rFonts w:ascii="Times New Roman" w:hAnsi="Times New Roman" w:cs="Times New Roman"/>
+        </w:rPr>
+        <w:t xml:space="preserve"> to a return branch.</w:t>
+      </w:r>
+    </w:p>
+    <w:p>
+      <w:pPr>
+        <w:numPr>
+          <w:ilvl w:val="0"/>
+          <w:numId w:val="44"/>
+        </w:numPr>
+        <w:spacing w:before="100" w:beforeAutospacing="1" w:after="100" w:afterAutospacing="1" w:line="240" w:lineRule="auto"/>
+        <w:jc w:val="both"/>
+        <w:rPr>
+          <w:rFonts w:ascii="Times New Roman" w:hAnsi="Times New Roman" w:cs="Times New Roman"/>
+        </w:rPr>
+      </w:pPr>
+      <w:r>
+        <w:rPr>
+          <w:rFonts w:ascii="Times New Roman" w:hAnsi="Times New Roman" w:cs="Times New Roman"/>
+        </w:rPr>
+        <w:t>Verify that connector types, pressure ratings, coolant specifications, and flow requirements match.</w:t>
+      </w:r>
+    </w:p>
+    <w:p>
+      <w:pPr>
+        <w:jc w:val="both"/>
+        <w:rPr>
+          <w:rFonts w:ascii="Times New Roman" w:hAnsi="Times New Roman" w:cs="Times New Roman"/>
+        </w:rPr>
+      </w:pPr>
+      <w:r>
+        <w:rPr>
+          <w:rFonts w:ascii="Times New Roman" w:hAnsi="Times New Roman" w:cs="Times New Roman"/>
+        </w:rPr>
+        <w:t>Some GPU systems use blind-mate manifold connections, where the server connects directly to the manifold when inserted into the rack.</w:t>
+      </w:r>
+    </w:p>
+    <w:p>
+      <w:pPr>
+        <w:pStyle w:val="Heading2"/>
+        <w:rPr>
+          <w:sz w:val="28"/>
+          <w:szCs w:val="28"/>
+        </w:rPr>
+      </w:pPr>
+      <w:bookmarkStart w:id="56" w:name="_Toc242439937"/>
+    </w:p>
+    <w:p>
+      <w:pPr>
+        <w:pStyle w:val="Heading2"/>
+        <w:rPr>
+          <w:sz w:val="28"/>
+          <w:szCs w:val="28"/>
+        </w:rPr>
+      </w:pPr>
+    </w:p>
+    <w:p>
+      <w:pPr>
+        <w:pStyle w:val="Heading2"/>
+        <w:rPr>
+          <w:sz w:val="28"/>
+          <w:szCs w:val="28"/>
+        </w:rPr>
+      </w:pPr>
+    </w:p>
+    <w:p>
+      <w:pPr>
+        <w:pStyle w:val="Heading2"/>
+        <w:rPr>
+          <w:sz w:val="28"/>
+          <w:szCs w:val="28"/>
+        </w:rPr>
+      </w:pPr>
+    </w:p>
+    <w:p>
+      <w:pPr>
+        <w:pStyle w:val="Heading2"/>
+        <w:rPr>
+          <w:sz w:val="28"/>
+          <w:szCs w:val="28"/>
+        </w:rPr>
+      </w:pPr>
+    </w:p>
+    <w:p>
+      <w:pPr>
+        <w:pStyle w:val="Heading2"/>
+        <w:rPr>
+          <w:sz w:val="28"/>
+          <w:szCs w:val="28"/>
+        </w:rPr>
+      </w:pPr>
+      <w:r>
+        <w:rPr>
+          <w:sz w:val="28"/>
+          <w:szCs w:val="28"/>
+        </w:rPr>
+        <w:t>CDU</w:t>
+      </w:r>
+      <w:r>
+        <w:rPr>
+          <w:sz w:val="28"/>
+          <w:szCs w:val="28"/>
+        </w:rPr>
+        <w:t xml:space="preserve"> </w:t>
+      </w:r>
+      <w:r>
+        <w:rPr>
+          <w:sz w:val="28"/>
+          <w:szCs w:val="28"/>
+        </w:rPr>
+        <w:t>(Racks)</w:t>
+      </w:r>
+      <w:bookmarkEnd w:id="56"/>
+    </w:p>
+    <w:p>
+      <w:pPr>
+        <w:jc w:val="center"/>
+      </w:pPr>
+      <w:bookmarkStart w:id="57" w:name="_Toc242439938"/>
+      <w:r>
+        <w:rPr>
+          <w:noProof/>
+        </w:rPr>
+        <w:drawing>
+          <wp:inline distT="0" distB="0" distL="0" distR="0">
+            <wp:extent cx="3238148" cy="2722252"/>
+            <wp:effectExtent l="0" t="0" r="0" b="0"/>
+            <wp:docPr id="9" name="Picture 9"/>
+            <wp:cNvGraphicFramePr>
+              <a:graphicFrameLocks xmlns:a="http://schemas.openxmlformats.org/drawingml/2006/main" noChangeAspect="1"/>
+            </wp:cNvGraphicFramePr>
+            <a:graphic xmlns:a="http://schemas.openxmlformats.org/drawingml/2006/main">
+              <a:graphicData uri="http://schemas.openxmlformats.org/drawingml/2006/picture">
+                <pic:pic xmlns:pic="http://schemas.openxmlformats.org/drawingml/2006/picture">
+                  <pic:nvPicPr>
+                    <pic:cNvPr id="9" name="CHx200_turntable_2.webp"/>
+                    <pic:cNvPicPr/>
+                  </pic:nvPicPr>
+                  <pic:blipFill>
+                    <a:blip r:embed="rId8">
+                      <a:extLst>
+                        <a:ext uri="{28A0092B-C50C-407E-A947-70E740481C1C}">
+                          <a14:useLocalDpi xmlns:a14="http://schemas.microsoft.com/office/drawing/2010/main" val="0"/>
+                        </a:ext>
+                      </a:extLst>
+                    </a:blip>
+                    <a:stretch>
+                      <a:fillRect/>
+                    </a:stretch>
+                  </pic:blipFill>
+                  <pic:spPr>
+                    <a:xfrm>
+                      <a:off x="0" y="0"/>
+                      <a:ext cx="3270646" cy="2749572"/>
+                    </a:xfrm>
+                    <a:prstGeom prst="rect">
+                      <a:avLst/>
+                    </a:prstGeom>
+                  </pic:spPr>
+                </pic:pic>
+              </a:graphicData>
+            </a:graphic>
+          </wp:inline>
+        </w:drawing>
+      </w:r>
+      <w:bookmarkEnd w:id="57"/>
+    </w:p>
+    <w:p>
+      <w:pPr>
+        <w:jc w:val="center"/>
+        <w:rPr>
+          <w:rFonts w:ascii="Times New Roman" w:hAnsi="Times New Roman" w:cs="Times New Roman"/>
+          <w:b/>
+          <w:i/>
+        </w:rPr>
+      </w:pPr>
+      <w:bookmarkStart w:id="58" w:name="_Toc242439939"/>
+      <w:r>
+        <w:rPr>
+          <w:rFonts w:ascii="Times New Roman" w:hAnsi="Times New Roman" w:cs="Times New Roman"/>
+          <w:b/>
+          <w:i/>
+        </w:rPr>
+        <w:t xml:space="preserve">Figure. </w:t>
+      </w:r>
+      <w:r>
+        <w:rPr>
+          <w:rFonts w:ascii="Times New Roman" w:hAnsi="Times New Roman" w:cs="Times New Roman"/>
+          <w:b/>
+          <w:i/>
+        </w:rPr>
+        <w:t>CoolIT CHx™200 is a rack-based CDU</w:t>
+      </w:r>
+      <w:bookmarkEnd w:id="58"/>
+    </w:p>
+    <w:p>
+      <w:pPr>
+        <w:jc w:val="both"/>
+        <w:rPr>
+          <w:rFonts w:ascii="Times New Roman" w:hAnsi="Times New Roman" w:cs="Times New Roman"/>
+        </w:rPr>
+      </w:pPr>
+      <w:bookmarkStart w:id="59" w:name="_Toc242439940"/>
+      <w:r>
+        <w:rPr>
+          <w:rFonts w:ascii="Times New Roman" w:hAnsi="Times New Roman" w:cs="Times New Roman"/>
+        </w:rPr>
+        <w:t>CoolIT CHx™200 is a rack-based CDU, built for the needs of today’s most demanding HPC and enterprise server requirements. Capable of managing 200 kW of heat load in a remarkably small 4U of space, this system provides cooling for up to 200 servers.</w:t>
+      </w:r>
+      <w:bookmarkStart w:id="60" w:name="_GoBack"/>
+      <w:bookmarkEnd w:id="59"/>
+      <w:bookmarkEnd w:id="60"/>
+    </w:p>
+    <w:p>
+      <w:pPr>
+        <w:pStyle w:val="Heading2"/>
+        <w:rPr>
+          <w:sz w:val="28"/>
+          <w:szCs w:val="28"/>
+        </w:rPr>
+      </w:pPr>
+      <w:bookmarkStart w:id="61" w:name="_Toc242439941"/>
+      <w:r>
+        <w:rPr>
+          <w:sz w:val="28"/>
+          <w:szCs w:val="28"/>
+        </w:rPr>
+        <w:t>Liquid cooling hoses</w:t>
+      </w:r>
+      <w:bookmarkEnd w:id="61"/>
+    </w:p>
+    <w:p>
+      <w:pPr>
+        <w:jc w:val="both"/>
+        <w:rPr>
+          <w:rFonts w:ascii="Times New Roman" w:hAnsi="Times New Roman" w:cs="Times New Roman"/>
+        </w:rPr>
+      </w:pPr>
+      <w:bookmarkStart w:id="62" w:name="_Toc242439942"/>
+      <w:r>
+        <w:rPr>
+          <w:rFonts w:ascii="Times New Roman" w:hAnsi="Times New Roman" w:cs="Times New Roman"/>
+        </w:rPr>
+        <w:t>Liquid cooling hoses transport heat-transfer fluids like water, glycol mixes, or deionized water through PC setups, AI servers, and data center thermal management systems</w:t>
+      </w:r>
+      <w:r>
+        <w:rPr>
+          <w:rFonts w:ascii="Times New Roman" w:hAnsi="Times New Roman" w:cs="Times New Roman"/>
+        </w:rPr>
+        <w:t>.</w:t>
+      </w:r>
+      <w:bookmarkEnd w:id="62"/>
     </w:p>
     <w:sectPr>
       <w:pgSz w:w="12240" w:h="15840"/>
@@ -15682,6 +17744,155 @@
     </w:lvl>
   </w:abstractNum>
   <w:abstractNum w:abstractNumId="24" w15:restartNumberingAfterBreak="0">
+    <w:nsid w:val="4441439D"/>
+    <w:multiLevelType w:val="multilevel"/>
+    <w:tmpl w:val="598CCFB2"/>
+    <w:lvl w:ilvl="0">
+      <w:start w:val="1"/>
+      <w:numFmt w:val="bullet"/>
+      <w:lvlText w:val=""/>
+      <w:lvlJc w:val="left"/>
+      <w:pPr>
+        <w:tabs>
+          <w:tab w:val="num" w:pos="720"/>
+        </w:tabs>
+        <w:ind w:left="720" w:hanging="360"/>
+      </w:pPr>
+      <w:rPr>
+        <w:rFonts w:ascii="Symbol" w:hAnsi="Symbol" w:hint="default"/>
+        <w:sz w:val="20"/>
+      </w:rPr>
+    </w:lvl>
+    <w:lvl w:ilvl="1" w:tentative="1">
+      <w:start w:val="1"/>
+      <w:numFmt w:val="bullet"/>
+      <w:lvlText w:val="o"/>
+      <w:lvlJc w:val="left"/>
+      <w:pPr>
+        <w:tabs>
+          <w:tab w:val="num" w:pos="1440"/>
+        </w:tabs>
+        <w:ind w:left="1440" w:hanging="360"/>
+      </w:pPr>
+      <w:rPr>
+        <w:rFonts w:ascii="Courier New" w:hAnsi="Courier New" w:hint="default"/>
+        <w:sz w:val="20"/>
+      </w:rPr>
+    </w:lvl>
+    <w:lvl w:ilvl="2" w:tentative="1">
+      <w:start w:val="1"/>
+      <w:numFmt w:val="bullet"/>
+      <w:lvlText w:val=""/>
+      <w:lvlJc w:val="left"/>
+      <w:pPr>
+        <w:tabs>
+          <w:tab w:val="num" w:pos="2160"/>
+        </w:tabs>
+        <w:ind w:left="2160" w:hanging="360"/>
+      </w:pPr>
+      <w:rPr>
+        <w:rFonts w:ascii="Wingdings" w:hAnsi="Wingdings" w:hint="default"/>
+        <w:sz w:val="20"/>
+      </w:rPr>
+    </w:lvl>
+    <w:lvl w:ilvl="3" w:tentative="1">
+      <w:start w:val="1"/>
+      <w:numFmt w:val="bullet"/>
+      <w:lvlText w:val=""/>
+      <w:lvlJc w:val="left"/>
+      <w:pPr>
+        <w:tabs>
+          <w:tab w:val="num" w:pos="2880"/>
+        </w:tabs>
+        <w:ind w:left="2880" w:hanging="360"/>
+      </w:pPr>
+      <w:rPr>
+        <w:rFonts w:ascii="Wingdings" w:hAnsi="Wingdings" w:hint="default"/>
+        <w:sz w:val="20"/>
+      </w:rPr>
+    </w:lvl>
+    <w:lvl w:ilvl="4" w:tentative="1">
+      <w:start w:val="1"/>
+      <w:numFmt w:val="bullet"/>
+      <w:lvlText w:val=""/>
+      <w:lvlJc w:val="left"/>
+      <w:pPr>
+        <w:tabs>
+          <w:tab w:val="num" w:pos="3600"/>
+        </w:tabs>
+        <w:ind w:left="3600" w:hanging="360"/>
+      </w:pPr>
+      <w:rPr>
+        <w:rFonts w:ascii="Wingdings" w:hAnsi="Wingdings" w:hint="default"/>
+        <w:sz w:val="20"/>
+      </w:rPr>
+    </w:lvl>
+    <w:lvl w:ilvl="5" w:tentative="1">
+      <w:start w:val="1"/>
+      <w:numFmt w:val="bullet"/>
+      <w:lvlText w:val=""/>
+      <w:lvlJc w:val="left"/>
+      <w:pPr>
+        <w:tabs>
+          <w:tab w:val="num" w:pos="4320"/>
+        </w:tabs>
+        <w:ind w:left="4320" w:hanging="360"/>
+      </w:pPr>
+      <w:rPr>
+        <w:rFonts w:ascii="Wingdings" w:hAnsi="Wingdings" w:hint="default"/>
+        <w:sz w:val="20"/>
+      </w:rPr>
+    </w:lvl>
+    <w:lvl w:ilvl="6" w:tentative="1">
+      <w:start w:val="1"/>
+      <w:numFmt w:val="bullet"/>
+      <w:lvlText w:val=""/>
+      <w:lvlJc w:val="left"/>
+      <w:pPr>
+        <w:tabs>
+          <w:tab w:val="num" w:pos="5040"/>
+        </w:tabs>
+        <w:ind w:left="5040" w:hanging="360"/>
+      </w:pPr>
+      <w:rPr>
+        <w:rFonts w:ascii="Wingdings" w:hAnsi="Wingdings" w:hint="default"/>
+        <w:sz w:val="20"/>
+      </w:rPr>
+    </w:lvl>
+    <w:lvl w:ilvl="7" w:tentative="1">
+      <w:start w:val="1"/>
+      <w:numFmt w:val="bullet"/>
+      <w:lvlText w:val=""/>
+      <w:lvlJc w:val="left"/>
+      <w:pPr>
+        <w:tabs>
+          <w:tab w:val="num" w:pos="5760"/>
+        </w:tabs>
+        <w:ind w:left="5760" w:hanging="360"/>
+      </w:pPr>
+      <w:rPr>
+        <w:rFonts w:ascii="Wingdings" w:hAnsi="Wingdings" w:hint="default"/>
+        <w:sz w:val="20"/>
+      </w:rPr>
+    </w:lvl>
+    <w:lvl w:ilvl="8" w:tentative="1">
+      <w:start w:val="1"/>
+      <w:numFmt w:val="bullet"/>
+      <w:lvlText w:val=""/>
+      <w:lvlJc w:val="left"/>
+      <w:pPr>
+        <w:tabs>
+          <w:tab w:val="num" w:pos="6480"/>
+        </w:tabs>
+        <w:ind w:left="6480" w:hanging="360"/>
+      </w:pPr>
+      <w:rPr>
+        <w:rFonts w:ascii="Wingdings" w:hAnsi="Wingdings" w:hint="default"/>
+        <w:sz w:val="20"/>
+      </w:rPr>
+    </w:lvl>
+  </w:abstractNum>
+  <w:abstractNum w:abstractNumId="25" w15:restartNumberingAfterBreak="0">
     <w:nsid w:val="47B373C8"/>
     <w:multiLevelType w:val="multilevel"/>
     <w:tmpl w:val="46C43038"/>
@@ -15830,7 +18041,7 @@
       </w:rPr>
     </w:lvl>
   </w:abstractNum>
-  <w:abstractNum w:abstractNumId="25" w15:restartNumberingAfterBreak="0">
+  <w:abstractNum w:abstractNumId="26" w15:restartNumberingAfterBreak="0">
     <w:nsid w:val="49061FB8"/>
     <w:multiLevelType w:val="hybridMultilevel"/>
     <w:tmpl w:val="0ADE486C"/>
@@ -15916,7 +18127,7 @@
       </w:pPr>
     </w:lvl>
   </w:abstractNum>
-  <w:abstractNum w:abstractNumId="26" w15:restartNumberingAfterBreak="0">
+  <w:abstractNum w:abstractNumId="27" w15:restartNumberingAfterBreak="0">
     <w:nsid w:val="4A805589"/>
     <w:multiLevelType w:val="multilevel"/>
     <w:tmpl w:val="4B86D3A8"/>
@@ -16065,7 +18276,7 @@
       </w:rPr>
     </w:lvl>
   </w:abstractNum>
-  <w:abstractNum w:abstractNumId="27" w15:restartNumberingAfterBreak="0">
+  <w:abstractNum w:abstractNumId="28" w15:restartNumberingAfterBreak="0">
     <w:nsid w:val="4C80018C"/>
     <w:multiLevelType w:val="multilevel"/>
     <w:tmpl w:val="0E948280"/>
@@ -16214,7 +18425,7 @@
       </w:rPr>
     </w:lvl>
   </w:abstractNum>
-  <w:abstractNum w:abstractNumId="28" w15:restartNumberingAfterBreak="0">
+  <w:abstractNum w:abstractNumId="29" w15:restartNumberingAfterBreak="0">
     <w:nsid w:val="4F7A4DC4"/>
     <w:multiLevelType w:val="multilevel"/>
     <w:tmpl w:val="44B67592"/>
@@ -16363,7 +18574,156 @@
       </w:rPr>
     </w:lvl>
   </w:abstractNum>
-  <w:abstractNum w:abstractNumId="29" w15:restartNumberingAfterBreak="0">
+  <w:abstractNum w:abstractNumId="30" w15:restartNumberingAfterBreak="0">
+    <w:nsid w:val="4FB06198"/>
+    <w:multiLevelType w:val="multilevel"/>
+    <w:tmpl w:val="9442429A"/>
+    <w:lvl w:ilvl="0">
+      <w:start w:val="1"/>
+      <w:numFmt w:val="bullet"/>
+      <w:lvlText w:val=""/>
+      <w:lvlJc w:val="left"/>
+      <w:pPr>
+        <w:tabs>
+          <w:tab w:val="num" w:pos="720"/>
+        </w:tabs>
+        <w:ind w:left="720" w:hanging="360"/>
+      </w:pPr>
+      <w:rPr>
+        <w:rFonts w:ascii="Symbol" w:hAnsi="Symbol" w:hint="default"/>
+        <w:sz w:val="20"/>
+      </w:rPr>
+    </w:lvl>
+    <w:lvl w:ilvl="1" w:tentative="1">
+      <w:start w:val="1"/>
+      <w:numFmt w:val="bullet"/>
+      <w:lvlText w:val="o"/>
+      <w:lvlJc w:val="left"/>
+      <w:pPr>
+        <w:tabs>
+          <w:tab w:val="num" w:pos="1440"/>
+        </w:tabs>
+        <w:ind w:left="1440" w:hanging="360"/>
+      </w:pPr>
+      <w:rPr>
+        <w:rFonts w:ascii="Courier New" w:hAnsi="Courier New" w:hint="default"/>
+        <w:sz w:val="20"/>
+      </w:rPr>
+    </w:lvl>
+    <w:lvl w:ilvl="2" w:tentative="1">
+      <w:start w:val="1"/>
+      <w:numFmt w:val="bullet"/>
+      <w:lvlText w:val=""/>
+      <w:lvlJc w:val="left"/>
+      <w:pPr>
+        <w:tabs>
+          <w:tab w:val="num" w:pos="2160"/>
+        </w:tabs>
+        <w:ind w:left="2160" w:hanging="360"/>
+      </w:pPr>
+      <w:rPr>
+        <w:rFonts w:ascii="Wingdings" w:hAnsi="Wingdings" w:hint="default"/>
+        <w:sz w:val="20"/>
+      </w:rPr>
+    </w:lvl>
+    <w:lvl w:ilvl="3" w:tentative="1">
+      <w:start w:val="1"/>
+      <w:numFmt w:val="bullet"/>
+      <w:lvlText w:val=""/>
+      <w:lvlJc w:val="left"/>
+      <w:pPr>
+        <w:tabs>
+          <w:tab w:val="num" w:pos="2880"/>
+        </w:tabs>
+        <w:ind w:left="2880" w:hanging="360"/>
+      </w:pPr>
+      <w:rPr>
+        <w:rFonts w:ascii="Wingdings" w:hAnsi="Wingdings" w:hint="default"/>
+        <w:sz w:val="20"/>
+      </w:rPr>
+    </w:lvl>
+    <w:lvl w:ilvl="4" w:tentative="1">
+      <w:start w:val="1"/>
+      <w:numFmt w:val="bullet"/>
+      <w:lvlText w:val=""/>
+      <w:lvlJc w:val="left"/>
+      <w:pPr>
+        <w:tabs>
+          <w:tab w:val="num" w:pos="3600"/>
+        </w:tabs>
+        <w:ind w:left="3600" w:hanging="360"/>
+      </w:pPr>
+      <w:rPr>
+        <w:rFonts w:ascii="Wingdings" w:hAnsi="Wingdings" w:hint="default"/>
+        <w:sz w:val="20"/>
+      </w:rPr>
+    </w:lvl>
+    <w:lvl w:ilvl="5" w:tentative="1">
+      <w:start w:val="1"/>
+      <w:numFmt w:val="bullet"/>
+      <w:lvlText w:val=""/>
+      <w:lvlJc w:val="left"/>
+      <w:pPr>
+        <w:tabs>
+          <w:tab w:val="num" w:pos="4320"/>
+        </w:tabs>
+        <w:ind w:left="4320" w:hanging="360"/>
+      </w:pPr>
+      <w:rPr>
+        <w:rFonts w:ascii="Wingdings" w:hAnsi="Wingdings" w:hint="default"/>
+        <w:sz w:val="20"/>
+      </w:rPr>
+    </w:lvl>
+    <w:lvl w:ilvl="6" w:tentative="1">
+      <w:start w:val="1"/>
+      <w:numFmt w:val="bullet"/>
+      <w:lvlText w:val=""/>
+      <w:lvlJc w:val="left"/>
+      <w:pPr>
+        <w:tabs>
+          <w:tab w:val="num" w:pos="5040"/>
+        </w:tabs>
+        <w:ind w:left="5040" w:hanging="360"/>
+      </w:pPr>
+      <w:rPr>
+        <w:rFonts w:ascii="Wingdings" w:hAnsi="Wingdings" w:hint="default"/>
+        <w:sz w:val="20"/>
+      </w:rPr>
+    </w:lvl>
+    <w:lvl w:ilvl="7" w:tentative="1">
+      <w:start w:val="1"/>
+      <w:numFmt w:val="bullet"/>
+      <w:lvlText w:val=""/>
+      <w:lvlJc w:val="left"/>
+      <w:pPr>
+        <w:tabs>
+          <w:tab w:val="num" w:pos="5760"/>
+        </w:tabs>
+        <w:ind w:left="5760" w:hanging="360"/>
+      </w:pPr>
+      <w:rPr>
+        <w:rFonts w:ascii="Wingdings" w:hAnsi="Wingdings" w:hint="default"/>
+        <w:sz w:val="20"/>
+      </w:rPr>
+    </w:lvl>
+    <w:lvl w:ilvl="8" w:tentative="1">
+      <w:start w:val="1"/>
+      <w:numFmt w:val="bullet"/>
+      <w:lvlText w:val=""/>
+      <w:lvlJc w:val="left"/>
+      <w:pPr>
+        <w:tabs>
+          <w:tab w:val="num" w:pos="6480"/>
+        </w:tabs>
+        <w:ind w:left="6480" w:hanging="360"/>
+      </w:pPr>
+      <w:rPr>
+        <w:rFonts w:ascii="Wingdings" w:hAnsi="Wingdings" w:hint="default"/>
+        <w:sz w:val="20"/>
+      </w:rPr>
+    </w:lvl>
+  </w:abstractNum>
+  <w:abstractNum w:abstractNumId="31" w15:restartNumberingAfterBreak="0">
     <w:nsid w:val="5341224B"/>
     <w:multiLevelType w:val="multilevel"/>
     <w:tmpl w:val="C256D124"/>
@@ -16512,7 +18872,7 @@
       </w:rPr>
     </w:lvl>
   </w:abstractNum>
-  <w:abstractNum w:abstractNumId="30" w15:restartNumberingAfterBreak="0">
+  <w:abstractNum w:abstractNumId="32" w15:restartNumberingAfterBreak="0">
     <w:nsid w:val="53B21309"/>
     <w:multiLevelType w:val="hybridMultilevel"/>
     <w:tmpl w:val="F6164074"/>
@@ -16625,7 +18985,156 @@
       </w:rPr>
     </w:lvl>
   </w:abstractNum>
-  <w:abstractNum w:abstractNumId="31" w15:restartNumberingAfterBreak="0">
+  <w:abstractNum w:abstractNumId="33" w15:restartNumberingAfterBreak="0">
+    <w:nsid w:val="58BD1977"/>
+    <w:multiLevelType w:val="multilevel"/>
+    <w:tmpl w:val="2A9E633C"/>
+    <w:lvl w:ilvl="0">
+      <w:start w:val="1"/>
+      <w:numFmt w:val="bullet"/>
+      <w:lvlText w:val=""/>
+      <w:lvlJc w:val="left"/>
+      <w:pPr>
+        <w:tabs>
+          <w:tab w:val="num" w:pos="720"/>
+        </w:tabs>
+        <w:ind w:left="720" w:hanging="360"/>
+      </w:pPr>
+      <w:rPr>
+        <w:rFonts w:ascii="Symbol" w:hAnsi="Symbol" w:hint="default"/>
+        <w:sz w:val="20"/>
+      </w:rPr>
+    </w:lvl>
+    <w:lvl w:ilvl="1" w:tentative="1">
+      <w:start w:val="1"/>
+      <w:numFmt w:val="bullet"/>
+      <w:lvlText w:val="o"/>
+      <w:lvlJc w:val="left"/>
+      <w:pPr>
+        <w:tabs>
+          <w:tab w:val="num" w:pos="1440"/>
+        </w:tabs>
+        <w:ind w:left="1440" w:hanging="360"/>
+      </w:pPr>
+      <w:rPr>
+        <w:rFonts w:ascii="Courier New" w:hAnsi="Courier New" w:hint="default"/>
+        <w:sz w:val="20"/>
+      </w:rPr>
+    </w:lvl>
+    <w:lvl w:ilvl="2" w:tentative="1">
+      <w:start w:val="1"/>
+      <w:numFmt w:val="bullet"/>
+      <w:lvlText w:val=""/>
+      <w:lvlJc w:val="left"/>
+      <w:pPr>
+        <w:tabs>
+          <w:tab w:val="num" w:pos="2160"/>
+        </w:tabs>
+        <w:ind w:left="2160" w:hanging="360"/>
+      </w:pPr>
+      <w:rPr>
+        <w:rFonts w:ascii="Wingdings" w:hAnsi="Wingdings" w:hint="default"/>
+        <w:sz w:val="20"/>
+      </w:rPr>
+    </w:lvl>
+    <w:lvl w:ilvl="3" w:tentative="1">
+      <w:start w:val="1"/>
+      <w:numFmt w:val="bullet"/>
+      <w:lvlText w:val=""/>
+      <w:lvlJc w:val="left"/>
+      <w:pPr>
+        <w:tabs>
+          <w:tab w:val="num" w:pos="2880"/>
+        </w:tabs>
+        <w:ind w:left="2880" w:hanging="360"/>
+      </w:pPr>
+      <w:rPr>
+        <w:rFonts w:ascii="Wingdings" w:hAnsi="Wingdings" w:hint="default"/>
+        <w:sz w:val="20"/>
+      </w:rPr>
+    </w:lvl>
+    <w:lvl w:ilvl="4" w:tentative="1">
+      <w:start w:val="1"/>
+      <w:numFmt w:val="bullet"/>
+      <w:lvlText w:val=""/>
+      <w:lvlJc w:val="left"/>
+      <w:pPr>
+        <w:tabs>
+          <w:tab w:val="num" w:pos="3600"/>
+        </w:tabs>
+        <w:ind w:left="3600" w:hanging="360"/>
+      </w:pPr>
+      <w:rPr>
+        <w:rFonts w:ascii="Wingdings" w:hAnsi="Wingdings" w:hint="default"/>
+        <w:sz w:val="20"/>
+      </w:rPr>
+    </w:lvl>
+    <w:lvl w:ilvl="5" w:tentative="1">
+      <w:start w:val="1"/>
+      <w:numFmt w:val="bullet"/>
+      <w:lvlText w:val=""/>
+      <w:lvlJc w:val="left"/>
+      <w:pPr>
+        <w:tabs>
+          <w:tab w:val="num" w:pos="4320"/>
+        </w:tabs>
+        <w:ind w:left="4320" w:hanging="360"/>
+      </w:pPr>
+      <w:rPr>
+        <w:rFonts w:ascii="Wingdings" w:hAnsi="Wingdings" w:hint="default"/>
+        <w:sz w:val="20"/>
+      </w:rPr>
+    </w:lvl>
+    <w:lvl w:ilvl="6" w:tentative="1">
+      <w:start w:val="1"/>
+      <w:numFmt w:val="bullet"/>
+      <w:lvlText w:val=""/>
+      <w:lvlJc w:val="left"/>
+      <w:pPr>
+        <w:tabs>
+          <w:tab w:val="num" w:pos="5040"/>
+        </w:tabs>
+        <w:ind w:left="5040" w:hanging="360"/>
+      </w:pPr>
+      <w:rPr>
+        <w:rFonts w:ascii="Wingdings" w:hAnsi="Wingdings" w:hint="default"/>
+        <w:sz w:val="20"/>
+      </w:rPr>
+    </w:lvl>
+    <w:lvl w:ilvl="7" w:tentative="1">
+      <w:start w:val="1"/>
+      <w:numFmt w:val="bullet"/>
+      <w:lvlText w:val=""/>
+      <w:lvlJc w:val="left"/>
+      <w:pPr>
+        <w:tabs>
+          <w:tab w:val="num" w:pos="5760"/>
+        </w:tabs>
+        <w:ind w:left="5760" w:hanging="360"/>
+      </w:pPr>
+      <w:rPr>
+        <w:rFonts w:ascii="Wingdings" w:hAnsi="Wingdings" w:hint="default"/>
+        <w:sz w:val="20"/>
+      </w:rPr>
+    </w:lvl>
+    <w:lvl w:ilvl="8" w:tentative="1">
+      <w:start w:val="1"/>
+      <w:numFmt w:val="bullet"/>
+      <w:lvlText w:val=""/>
+      <w:lvlJc w:val="left"/>
+      <w:pPr>
+        <w:tabs>
+          <w:tab w:val="num" w:pos="6480"/>
+        </w:tabs>
+        <w:ind w:left="6480" w:hanging="360"/>
+      </w:pPr>
+      <w:rPr>
+        <w:rFonts w:ascii="Wingdings" w:hAnsi="Wingdings" w:hint="default"/>
+        <w:sz w:val="20"/>
+      </w:rPr>
+    </w:lvl>
+  </w:abstractNum>
+  <w:abstractNum w:abstractNumId="34" w15:restartNumberingAfterBreak="0">
     <w:nsid w:val="59531CB1"/>
     <w:multiLevelType w:val="hybridMultilevel"/>
     <w:tmpl w:val="E6669336"/>
@@ -16738,7 +19247,7 @@
       </w:rPr>
     </w:lvl>
   </w:abstractNum>
-  <w:abstractNum w:abstractNumId="32" w15:restartNumberingAfterBreak="0">
+  <w:abstractNum w:abstractNumId="35" w15:restartNumberingAfterBreak="0">
     <w:nsid w:val="5B72686E"/>
     <w:multiLevelType w:val="hybridMultilevel"/>
     <w:tmpl w:val="3C5CE8E6"/>
@@ -16851,7 +19360,7 @@
       </w:rPr>
     </w:lvl>
   </w:abstractNum>
-  <w:abstractNum w:abstractNumId="33" w15:restartNumberingAfterBreak="0">
+  <w:abstractNum w:abstractNumId="36" w15:restartNumberingAfterBreak="0">
     <w:nsid w:val="5EF35239"/>
     <w:multiLevelType w:val="multilevel"/>
     <w:tmpl w:val="582CF8F6"/>
@@ -17000,7 +19509,7 @@
       </w:rPr>
     </w:lvl>
   </w:abstractNum>
-  <w:abstractNum w:abstractNumId="34" w15:restartNumberingAfterBreak="0">
+  <w:abstractNum w:abstractNumId="37" w15:restartNumberingAfterBreak="0">
     <w:nsid w:val="60D22091"/>
     <w:multiLevelType w:val="multilevel"/>
     <w:tmpl w:val="0CBA9B22"/>
@@ -17149,7 +19658,7 @@
       </w:rPr>
     </w:lvl>
   </w:abstractNum>
-  <w:abstractNum w:abstractNumId="35" w15:restartNumberingAfterBreak="0">
+  <w:abstractNum w:abstractNumId="38" w15:restartNumberingAfterBreak="0">
     <w:nsid w:val="65F251A3"/>
     <w:multiLevelType w:val="multilevel"/>
     <w:tmpl w:val="61124368"/>
@@ -17298,7 +19807,7 @@
       </w:rPr>
     </w:lvl>
   </w:abstractNum>
-  <w:abstractNum w:abstractNumId="36" w15:restartNumberingAfterBreak="0">
+  <w:abstractNum w:abstractNumId="39" w15:restartNumberingAfterBreak="0">
     <w:nsid w:val="6922799F"/>
     <w:multiLevelType w:val="multilevel"/>
     <w:tmpl w:val="511044E6"/>
@@ -17447,7 +19956,7 @@
       </w:rPr>
     </w:lvl>
   </w:abstractNum>
-  <w:abstractNum w:abstractNumId="37" w15:restartNumberingAfterBreak="0">
+  <w:abstractNum w:abstractNumId="40" w15:restartNumberingAfterBreak="0">
     <w:nsid w:val="69F64333"/>
     <w:multiLevelType w:val="multilevel"/>
     <w:tmpl w:val="68AAAD5C"/>
@@ -17596,7 +20105,7 @@
       </w:rPr>
     </w:lvl>
   </w:abstractNum>
-  <w:abstractNum w:abstractNumId="38" w15:restartNumberingAfterBreak="0">
+  <w:abstractNum w:abstractNumId="41" w15:restartNumberingAfterBreak="0">
     <w:nsid w:val="6D4C3AF5"/>
     <w:multiLevelType w:val="multilevel"/>
     <w:tmpl w:val="05363372"/>
@@ -17745,7 +20254,7 @@
       </w:rPr>
     </w:lvl>
   </w:abstractNum>
-  <w:abstractNum w:abstractNumId="39" w15:restartNumberingAfterBreak="0">
+  <w:abstractNum w:abstractNumId="42" w15:restartNumberingAfterBreak="0">
     <w:nsid w:val="723A6C37"/>
     <w:multiLevelType w:val="multilevel"/>
     <w:tmpl w:val="783AE0B8"/>
@@ -17894,7 +20403,7 @@
       </w:rPr>
     </w:lvl>
   </w:abstractNum>
-  <w:abstractNum w:abstractNumId="40" w15:restartNumberingAfterBreak="0">
+  <w:abstractNum w:abstractNumId="43" w15:restartNumberingAfterBreak="0">
     <w:nsid w:val="7BB515A2"/>
     <w:multiLevelType w:val="multilevel"/>
     <w:tmpl w:val="4A5AED4C"/>
@@ -18047,13 +20556,13 @@
     <w:abstractNumId w:val="19"/>
   </w:num>
   <w:num w:numId="2">
-    <w:abstractNumId w:val="32"/>
+    <w:abstractNumId w:val="35"/>
   </w:num>
   <w:num w:numId="3">
     <w:abstractNumId w:val="13"/>
   </w:num>
   <w:num w:numId="4">
-    <w:abstractNumId w:val="28"/>
+    <w:abstractNumId w:val="29"/>
   </w:num>
   <w:num w:numId="5">
     <w:abstractNumId w:val="0"/>
@@ -18062,13 +20571,13 @@
     <w:abstractNumId w:val="18"/>
   </w:num>
   <w:num w:numId="7">
-    <w:abstractNumId w:val="37"/>
+    <w:abstractNumId w:val="40"/>
   </w:num>
   <w:num w:numId="8">
-    <w:abstractNumId w:val="39"/>
+    <w:abstractNumId w:val="42"/>
   </w:num>
   <w:num w:numId="9">
-    <w:abstractNumId w:val="24"/>
+    <w:abstractNumId w:val="25"/>
   </w:num>
   <w:num w:numId="10">
     <w:abstractNumId w:val="7"/>
@@ -18077,13 +20586,13 @@
     <w:abstractNumId w:val="22"/>
   </w:num>
   <w:num w:numId="12">
-    <w:abstractNumId w:val="30"/>
+    <w:abstractNumId w:val="32"/>
   </w:num>
   <w:num w:numId="13">
-    <w:abstractNumId w:val="25"/>
+    <w:abstractNumId w:val="26"/>
   </w:num>
   <w:num w:numId="14">
-    <w:abstractNumId w:val="40"/>
+    <w:abstractNumId w:val="43"/>
   </w:num>
   <w:num w:numId="15">
     <w:abstractNumId w:val="9"/>
@@ -18101,7 +20610,7 @@
     <w:abstractNumId w:val="10"/>
   </w:num>
   <w:num w:numId="20">
-    <w:abstractNumId w:val="35"/>
+    <w:abstractNumId w:val="38"/>
   </w:num>
   <w:num w:numId="21">
     <w:abstractNumId w:val="6"/>
@@ -18119,16 +20628,16 @@
     <w:abstractNumId w:val="15"/>
   </w:num>
   <w:num w:numId="26">
-    <w:abstractNumId w:val="26"/>
+    <w:abstractNumId w:val="27"/>
   </w:num>
   <w:num w:numId="27">
-    <w:abstractNumId w:val="36"/>
+    <w:abstractNumId w:val="39"/>
   </w:num>
   <w:num w:numId="28">
-    <w:abstractNumId w:val="29"/>
+    <w:abstractNumId w:val="31"/>
   </w:num>
   <w:num w:numId="29">
-    <w:abstractNumId w:val="27"/>
+    <w:abstractNumId w:val="28"/>
   </w:num>
   <w:num w:numId="30">
     <w:abstractNumId w:val="5"/>
@@ -18146,25 +20655,34 @@
     <w:abstractNumId w:val="4"/>
   </w:num>
   <w:num w:numId="35">
-    <w:abstractNumId w:val="34"/>
+    <w:abstractNumId w:val="37"/>
   </w:num>
   <w:num w:numId="36">
-    <w:abstractNumId w:val="33"/>
+    <w:abstractNumId w:val="36"/>
   </w:num>
   <w:num w:numId="37">
-    <w:abstractNumId w:val="38"/>
+    <w:abstractNumId w:val="41"/>
   </w:num>
   <w:num w:numId="38">
     <w:abstractNumId w:val="2"/>
   </w:num>
   <w:num w:numId="39">
-    <w:abstractNumId w:val="31"/>
+    <w:abstractNumId w:val="34"/>
   </w:num>
   <w:num w:numId="40">
     <w:abstractNumId w:val="11"/>
   </w:num>
   <w:num w:numId="41">
     <w:abstractNumId w:val="20"/>
+  </w:num>
+  <w:num w:numId="42">
+    <w:abstractNumId w:val="33"/>
+  </w:num>
+  <w:num w:numId="43">
+    <w:abstractNumId w:val="24"/>
+  </w:num>
+  <w:num w:numId="44">
+    <w:abstractNumId w:val="30"/>
   </w:num>
 </w:numbering>
 </file>
@@ -18994,6 +21512,16 @@
       <w:iCs/>
     </w:rPr>
   </w:style>
+  <w:style w:type="character" w:customStyle="1" w:styleId="w6asjqtextbase">
+    <w:name w:val="w6asjq_textbase"/>
+    <w:basedOn w:val="DefaultParagraphFont"/>
+    <w:rsid w:val="00112287"/>
+  </w:style>
+  <w:style w:type="character" w:customStyle="1" w:styleId="w6asjqtextbase1">
+    <w:name w:val="w6asjq_textbase1"/>
+    <w:basedOn w:val="DefaultParagraphFont"/>
+    <w:rsid w:val="00806F2D"/>
+  </w:style>
 </w:styles>
 </file>
 
@@ -19263,7 +21791,7 @@
 </file>
 
 <file path=customXml/itemProps1.xml><?xml version="1.0" encoding="utf-8"?>
-<ds:datastoreItem xmlns:ds="http://schemas.openxmlformats.org/officeDocument/2006/customXml" ds:itemID="{771FE7BF-E5C9-497E-8CA9-DB8D08579303}">
+<ds:datastoreItem xmlns:ds="http://schemas.openxmlformats.org/officeDocument/2006/customXml" ds:itemID="{9E8022F5-2F91-4CD2-AF16-EEA26302F68D}">
   <ds:schemaRefs>
     <ds:schemaRef ds:uri="http://schemas.openxmlformats.org/officeDocument/2006/bibliography"/>
   </ds:schemaRefs>
